--- a/templates/kesma_indiv/طلب_نقل_حيازة_1.docx
+++ b/templates/kesma_indiv/طلب_نقل_حيازة_1.docx
@@ -600,8 +600,6 @@
         </w:rPr>
         <w:t>قسم المنتزه – محافظة الاسكندرية</w:t>
       </w:r>
-      <w:bookmarkStart w:id="0" w:name="_GoBack"/>
-      <w:bookmarkEnd w:id="0"/>
     </w:p>
     <w:p>
       <w:pPr>
@@ -1249,7 +1247,7 @@
       <w:tr>
         <w:trPr>
           <w:cantSplit/>
-          <w:trHeight w:val="1454"/>
+          <w:trHeight w:val="646"/>
         </w:trPr>
         <w:tc>
           <w:tcPr>
@@ -1261,160 +1259,50 @@
           </w:tcPr>
           <w:p>
             <w:pPr>
-              <w:jc w:val="center"/>
-              <w:rPr>
-                <w:rFonts w:cs="Arial"/>
-                <w:b/>
-                <w:bCs/>
-                <w:sz w:val="16"/>
-                <w:szCs w:val="16"/>
-              </w:rPr>
-            </w:pPr>
-            <w:r>
-              <w:rPr>
-                <w:rFonts w:cs="Arial"/>
-                <w:b/>
-                <w:bCs/>
-                <w:sz w:val="16"/>
-                <w:szCs w:val="16"/>
-                <w:rtl/>
+              <w:spacing w:line="276" w:lineRule="auto"/>
+              <w:jc w:val="center"/>
+              <w:rPr>
+                <w:rFonts w:asciiTheme="minorBidi" w:hAnsiTheme="minorBidi" w:cs="Arial"/>
+                <w:b/>
+                <w:bCs/>
+                <w:sz w:val="20"/>
+                <w:szCs w:val="20"/>
+                <w:rtl/>
+                <w:lang w:bidi="ar-EG"/>
+              </w:rPr>
+            </w:pPr>
+            <w:r>
+              <w:rPr>
+                <w:rFonts w:asciiTheme="minorBidi" w:hAnsiTheme="minorBidi" w:cs="Arial"/>
+                <w:b/>
+                <w:bCs/>
+                <w:sz w:val="20"/>
+                <w:szCs w:val="20"/>
+                <w:rtl/>
+                <w:lang w:bidi="ar-EG"/>
               </w:rPr>
               <w:t>{%</w:t>
             </w:r>
             <w:r>
               <w:rPr>
-                <w:rFonts w:cs="Arial"/>
-                <w:b/>
-                <w:bCs/>
-                <w:sz w:val="16"/>
-                <w:szCs w:val="16"/>
-              </w:rPr>
-              <w:t>p for l in lands</w:t>
-            </w:r>
-            <w:r>
-              <w:rPr>
-                <w:rFonts w:cs="Arial"/>
-                <w:b/>
-                <w:bCs/>
-                <w:sz w:val="16"/>
-                <w:szCs w:val="16"/>
-                <w:rtl/>
-              </w:rPr>
-              <w:t xml:space="preserve"> %}</w:t>
-            </w:r>
-          </w:p>
-          <w:p>
-            <w:pPr>
-              <w:jc w:val="center"/>
-              <w:rPr>
-                <w:rFonts w:cs="Arial"/>
-                <w:b/>
-                <w:bCs/>
-                <w:sz w:val="16"/>
-                <w:szCs w:val="16"/>
-              </w:rPr>
-            </w:pPr>
-            <w:r>
-              <w:rPr>
-                <w:rFonts w:cs="Arial"/>
-                <w:b/>
-                <w:bCs/>
-                <w:sz w:val="16"/>
-                <w:szCs w:val="16"/>
-                <w:rtl/>
-              </w:rPr>
-              <w:t>{{</w:t>
-            </w:r>
-            <w:r>
-              <w:rPr>
-                <w:rFonts w:cs="Arial"/>
-                <w:b/>
-                <w:bCs/>
-                <w:sz w:val="16"/>
-                <w:szCs w:val="16"/>
-              </w:rPr>
-              <w:t>l.hod</w:t>
-            </w:r>
-            <w:r>
-              <w:rPr>
-                <w:rFonts w:cs="Arial"/>
-                <w:b/>
-                <w:bCs/>
-                <w:sz w:val="16"/>
-                <w:szCs w:val="16"/>
-                <w:rtl/>
-              </w:rPr>
-              <w:t>}}</w:t>
-            </w:r>
-          </w:p>
-          <w:p>
-            <w:pPr>
-              <w:jc w:val="center"/>
-              <w:rPr>
-                <w:rFonts w:cs="Arial"/>
-                <w:b/>
-                <w:bCs/>
-                <w:sz w:val="16"/>
-                <w:szCs w:val="16"/>
-                <w:rtl/>
-                <w:lang w:bidi="ar-EG"/>
-              </w:rPr>
-            </w:pPr>
-          </w:p>
-          <w:p>
-            <w:pPr>
-              <w:jc w:val="center"/>
-              <w:rPr>
-                <w:rFonts w:cs="Arial"/>
-                <w:b/>
-                <w:bCs/>
-                <w:sz w:val="16"/>
-                <w:szCs w:val="16"/>
-                <w:rtl/>
-                <w:lang w:bidi="ar-EG"/>
-              </w:rPr>
-            </w:pPr>
-          </w:p>
-          <w:p>
-            <w:pPr>
-              <w:jc w:val="center"/>
-              <w:rPr>
-                <w:b/>
-                <w:bCs/>
-                <w:sz w:val="16"/>
-                <w:szCs w:val="16"/>
-                <w:rtl/>
-              </w:rPr>
-            </w:pPr>
-            <w:r>
-              <w:rPr>
-                <w:rFonts w:cs="Arial"/>
-                <w:b/>
-                <w:bCs/>
-                <w:sz w:val="16"/>
-                <w:szCs w:val="16"/>
-                <w:rtl/>
-              </w:rPr>
-              <w:t>{%</w:t>
-            </w:r>
-            <w:r>
-              <w:rPr>
-                <w:rFonts w:cs="Arial"/>
-                <w:b/>
-                <w:bCs/>
-                <w:sz w:val="16"/>
-                <w:szCs w:val="16"/>
-              </w:rPr>
-              <w:t>p endfor</w:t>
-            </w:r>
-            <w:r>
-              <w:rPr>
-                <w:rFonts w:cs="Arial"/>
-                <w:b/>
-                <w:bCs/>
-                <w:sz w:val="16"/>
-                <w:szCs w:val="16"/>
-                <w:rtl/>
+                <w:rFonts w:asciiTheme="minorBidi" w:hAnsiTheme="minorBidi" w:cs="Arial"/>
+                <w:b/>
+                <w:bCs/>
+                <w:sz w:val="20"/>
+                <w:szCs w:val="20"/>
+                <w:lang w:bidi="ar-EG"/>
+              </w:rPr>
+              <w:t>tr for l in lands</w:t>
+            </w:r>
+            <w:r>
+              <w:rPr>
+                <w:rFonts w:asciiTheme="minorBidi" w:hAnsiTheme="minorBidi" w:cs="Arial"/>
+                <w:b/>
+                <w:bCs/>
+                <w:sz w:val="20"/>
+                <w:szCs w:val="20"/>
+                <w:rtl/>
+                <w:lang w:bidi="ar-EG"/>
               </w:rPr>
               <w:t xml:space="preserve"> %}</w:t>
             </w:r>
@@ -1430,157 +1318,18 @@
           </w:tcPr>
           <w:p>
             <w:pPr>
-              <w:jc w:val="center"/>
-              <w:rPr>
-                <w:b/>
-                <w:bCs/>
-                <w:sz w:val="14"/>
-                <w:szCs w:val="14"/>
-              </w:rPr>
-            </w:pPr>
-            <w:r>
-              <w:rPr>
-                <w:rFonts w:cs="Arial"/>
-                <w:b/>
-                <w:bCs/>
-                <w:sz w:val="14"/>
-                <w:szCs w:val="14"/>
-                <w:rtl/>
-              </w:rPr>
-              <w:t>{%</w:t>
-            </w:r>
-            <w:r>
-              <w:rPr>
-                <w:b/>
-                <w:bCs/>
-                <w:sz w:val="14"/>
-                <w:szCs w:val="14"/>
-              </w:rPr>
-              <w:t>p for l in lands</w:t>
-            </w:r>
-            <w:r>
-              <w:rPr>
-                <w:rFonts w:cs="Arial"/>
-                <w:b/>
-                <w:bCs/>
-                <w:sz w:val="14"/>
-                <w:szCs w:val="14"/>
-                <w:rtl/>
-              </w:rPr>
-              <w:t xml:space="preserve"> %}</w:t>
-            </w:r>
-          </w:p>
-          <w:p>
-            <w:pPr>
-              <w:jc w:val="center"/>
-              <w:rPr>
-                <w:rFonts w:cs="Arial"/>
-                <w:b/>
-                <w:bCs/>
-                <w:sz w:val="14"/>
-                <w:szCs w:val="14"/>
-                <w:rtl/>
-              </w:rPr>
-            </w:pPr>
-            <w:r>
-              <w:rPr>
-                <w:rFonts w:cs="Arial"/>
-                <w:b/>
-                <w:bCs/>
-                <w:sz w:val="14"/>
-                <w:szCs w:val="14"/>
-                <w:rtl/>
-              </w:rPr>
-              <w:t>{{</w:t>
-            </w:r>
-            <w:proofErr w:type="spellStart"/>
-            <w:r>
-              <w:rPr>
-                <w:b/>
-                <w:bCs/>
-                <w:sz w:val="14"/>
-                <w:szCs w:val="14"/>
-              </w:rPr>
-              <w:t>l.s</w:t>
-            </w:r>
-            <w:proofErr w:type="spellEnd"/>
-            <w:r>
-              <w:rPr>
-                <w:rFonts w:cs="Arial"/>
-                <w:b/>
-                <w:bCs/>
-                <w:sz w:val="14"/>
-                <w:szCs w:val="14"/>
-                <w:rtl/>
-              </w:rPr>
-              <w:t>}}</w:t>
-            </w:r>
-          </w:p>
-          <w:p>
-            <w:pPr>
-              <w:jc w:val="center"/>
-              <w:rPr>
-                <w:b/>
-                <w:bCs/>
-                <w:sz w:val="14"/>
-                <w:szCs w:val="14"/>
-                <w:rtl/>
-              </w:rPr>
-            </w:pPr>
-          </w:p>
-          <w:p>
-            <w:pPr>
-              <w:jc w:val="center"/>
-              <w:rPr>
-                <w:b/>
-                <w:bCs/>
-                <w:sz w:val="14"/>
-                <w:szCs w:val="14"/>
-              </w:rPr>
-            </w:pPr>
-          </w:p>
-          <w:p>
-            <w:pPr>
-              <w:jc w:val="center"/>
-              <w:rPr>
-                <w:b/>
-                <w:bCs/>
-                <w:sz w:val="14"/>
-                <w:szCs w:val="14"/>
-                <w:rtl/>
-              </w:rPr>
-            </w:pPr>
-            <w:r>
-              <w:rPr>
-                <w:rFonts w:cs="Arial"/>
-                <w:b/>
-                <w:bCs/>
-                <w:sz w:val="14"/>
-                <w:szCs w:val="14"/>
-                <w:rtl/>
-              </w:rPr>
-              <w:t>{%</w:t>
-            </w:r>
-            <w:r>
-              <w:rPr>
-                <w:b/>
-                <w:bCs/>
-                <w:sz w:val="14"/>
-                <w:szCs w:val="14"/>
-              </w:rPr>
-              <w:t>p endfor</w:t>
-            </w:r>
-            <w:r>
-              <w:rPr>
-                <w:rFonts w:cs="Arial"/>
-                <w:b/>
-                <w:bCs/>
-                <w:sz w:val="14"/>
-                <w:szCs w:val="14"/>
-                <w:rtl/>
-              </w:rPr>
-              <w:t xml:space="preserve"> %}</w:t>
-            </w:r>
+              <w:spacing w:line="276" w:lineRule="auto"/>
+              <w:jc w:val="center"/>
+              <w:rPr>
+                <w:rFonts w:asciiTheme="minorBidi" w:hAnsiTheme="minorBidi" w:cs="Arial"/>
+                <w:b/>
+                <w:bCs/>
+                <w:sz w:val="20"/>
+                <w:szCs w:val="20"/>
+                <w:rtl/>
+                <w:lang w:bidi="ar-EG"/>
+              </w:rPr>
+            </w:pPr>
           </w:p>
         </w:tc>
         <w:tc>
@@ -1593,158 +1342,18 @@
           </w:tcPr>
           <w:p>
             <w:pPr>
-              <w:jc w:val="center"/>
-              <w:rPr>
-                <w:b/>
-                <w:bCs/>
-                <w:sz w:val="14"/>
-                <w:szCs w:val="14"/>
-              </w:rPr>
-            </w:pPr>
-            <w:r>
-              <w:rPr>
-                <w:rFonts w:cs="Arial"/>
-                <w:b/>
-                <w:bCs/>
-                <w:sz w:val="14"/>
-                <w:szCs w:val="14"/>
-                <w:rtl/>
-              </w:rPr>
-              <w:t>{%</w:t>
-            </w:r>
-            <w:r>
-              <w:rPr>
-                <w:b/>
-                <w:bCs/>
-                <w:sz w:val="14"/>
-                <w:szCs w:val="14"/>
-              </w:rPr>
-              <w:t>p for l in lands</w:t>
-            </w:r>
-            <w:r>
-              <w:rPr>
-                <w:rFonts w:cs="Arial"/>
-                <w:b/>
-                <w:bCs/>
-                <w:sz w:val="14"/>
-                <w:szCs w:val="14"/>
-                <w:rtl/>
-              </w:rPr>
-              <w:t xml:space="preserve"> %}</w:t>
-            </w:r>
-          </w:p>
-          <w:p>
-            <w:pPr>
-              <w:jc w:val="center"/>
-              <w:rPr>
-                <w:rFonts w:cs="Arial"/>
-                <w:b/>
-                <w:bCs/>
-                <w:sz w:val="14"/>
-                <w:szCs w:val="14"/>
-                <w:rtl/>
-              </w:rPr>
-            </w:pPr>
-            <w:r>
-              <w:rPr>
-                <w:rFonts w:cs="Arial"/>
-                <w:b/>
-                <w:bCs/>
-                <w:sz w:val="14"/>
-                <w:szCs w:val="14"/>
-                <w:rtl/>
-              </w:rPr>
-              <w:t>{{</w:t>
-            </w:r>
-            <w:proofErr w:type="spellStart"/>
-            <w:r>
-              <w:rPr>
-                <w:b/>
-                <w:bCs/>
-                <w:sz w:val="14"/>
-                <w:szCs w:val="14"/>
-              </w:rPr>
-              <w:t>l.k</w:t>
-            </w:r>
-            <w:proofErr w:type="spellEnd"/>
-            <w:r>
-              <w:rPr>
-                <w:rFonts w:cs="Arial"/>
-                <w:b/>
-                <w:bCs/>
-                <w:sz w:val="14"/>
-                <w:szCs w:val="14"/>
-                <w:rtl/>
-              </w:rPr>
-              <w:t>}}</w:t>
-            </w:r>
-          </w:p>
-          <w:p>
-            <w:pPr>
-              <w:jc w:val="center"/>
-              <w:rPr>
-                <w:rFonts w:cs="Arial"/>
-                <w:b/>
-                <w:bCs/>
-                <w:sz w:val="14"/>
-                <w:szCs w:val="14"/>
-                <w:rtl/>
-              </w:rPr>
-            </w:pPr>
-          </w:p>
-          <w:p>
-            <w:pPr>
-              <w:jc w:val="center"/>
-              <w:rPr>
-                <w:b/>
-                <w:bCs/>
-                <w:sz w:val="14"/>
-                <w:szCs w:val="14"/>
-              </w:rPr>
-            </w:pPr>
-          </w:p>
-          <w:p>
-            <w:pPr>
-              <w:jc w:val="center"/>
-              <w:rPr>
-                <w:b/>
-                <w:bCs/>
-                <w:sz w:val="14"/>
-                <w:szCs w:val="14"/>
-                <w:rtl/>
-              </w:rPr>
-            </w:pPr>
-            <w:r>
-              <w:rPr>
-                <w:rFonts w:cs="Arial"/>
-                <w:b/>
-                <w:bCs/>
-                <w:sz w:val="14"/>
-                <w:szCs w:val="14"/>
-                <w:rtl/>
-              </w:rPr>
-              <w:t>{%</w:t>
-            </w:r>
-            <w:r>
-              <w:rPr>
-                <w:b/>
-                <w:bCs/>
-                <w:sz w:val="14"/>
-                <w:szCs w:val="14"/>
-              </w:rPr>
-              <w:t>p endfor</w:t>
-            </w:r>
-            <w:r>
-              <w:rPr>
-                <w:rFonts w:cs="Arial"/>
-                <w:b/>
-                <w:bCs/>
-                <w:sz w:val="14"/>
-                <w:szCs w:val="14"/>
-                <w:rtl/>
-              </w:rPr>
-              <w:t xml:space="preserve"> %}</w:t>
-            </w:r>
+              <w:spacing w:line="276" w:lineRule="auto"/>
+              <w:jc w:val="center"/>
+              <w:rPr>
+                <w:rFonts w:asciiTheme="minorBidi" w:hAnsiTheme="minorBidi" w:cs="Arial"/>
+                <w:b/>
+                <w:bCs/>
+                <w:sz w:val="20"/>
+                <w:szCs w:val="20"/>
+                <w:rtl/>
+                <w:lang w:bidi="ar-EG"/>
+              </w:rPr>
+            </w:pPr>
           </w:p>
         </w:tc>
         <w:tc>
@@ -1757,158 +1366,18 @@
           </w:tcPr>
           <w:p>
             <w:pPr>
-              <w:jc w:val="center"/>
-              <w:rPr>
-                <w:b/>
-                <w:bCs/>
-                <w:sz w:val="14"/>
-                <w:szCs w:val="14"/>
-              </w:rPr>
-            </w:pPr>
-            <w:r>
-              <w:rPr>
-                <w:rFonts w:cs="Arial"/>
-                <w:b/>
-                <w:bCs/>
-                <w:sz w:val="14"/>
-                <w:szCs w:val="14"/>
-                <w:rtl/>
-              </w:rPr>
-              <w:t>{%</w:t>
-            </w:r>
-            <w:r>
-              <w:rPr>
-                <w:b/>
-                <w:bCs/>
-                <w:sz w:val="14"/>
-                <w:szCs w:val="14"/>
-              </w:rPr>
-              <w:t>p for l in lands</w:t>
-            </w:r>
-            <w:r>
-              <w:rPr>
-                <w:rFonts w:cs="Arial"/>
-                <w:b/>
-                <w:bCs/>
-                <w:sz w:val="14"/>
-                <w:szCs w:val="14"/>
-                <w:rtl/>
-              </w:rPr>
-              <w:t xml:space="preserve"> %}</w:t>
-            </w:r>
-          </w:p>
-          <w:p>
-            <w:pPr>
-              <w:jc w:val="center"/>
-              <w:rPr>
-                <w:rFonts w:cs="Arial"/>
-                <w:b/>
-                <w:bCs/>
-                <w:sz w:val="14"/>
-                <w:szCs w:val="14"/>
-                <w:rtl/>
-              </w:rPr>
-            </w:pPr>
-            <w:r>
-              <w:rPr>
-                <w:rFonts w:cs="Arial"/>
-                <w:b/>
-                <w:bCs/>
-                <w:sz w:val="14"/>
-                <w:szCs w:val="14"/>
-                <w:rtl/>
-              </w:rPr>
-              <w:t>{{</w:t>
-            </w:r>
-            <w:proofErr w:type="spellStart"/>
-            <w:r>
-              <w:rPr>
-                <w:b/>
-                <w:bCs/>
-                <w:sz w:val="14"/>
-                <w:szCs w:val="14"/>
-              </w:rPr>
-              <w:t>l.f</w:t>
-            </w:r>
-            <w:proofErr w:type="spellEnd"/>
-            <w:r>
-              <w:rPr>
-                <w:rFonts w:cs="Arial"/>
-                <w:b/>
-                <w:bCs/>
-                <w:sz w:val="14"/>
-                <w:szCs w:val="14"/>
-                <w:rtl/>
-              </w:rPr>
-              <w:t>}}</w:t>
-            </w:r>
-          </w:p>
-          <w:p>
-            <w:pPr>
-              <w:jc w:val="center"/>
-              <w:rPr>
-                <w:rFonts w:cs="Arial"/>
-                <w:b/>
-                <w:bCs/>
-                <w:sz w:val="14"/>
-                <w:szCs w:val="14"/>
-                <w:rtl/>
-              </w:rPr>
-            </w:pPr>
-          </w:p>
-          <w:p>
-            <w:pPr>
-              <w:jc w:val="center"/>
-              <w:rPr>
-                <w:b/>
-                <w:bCs/>
-                <w:sz w:val="14"/>
-                <w:szCs w:val="14"/>
-              </w:rPr>
-            </w:pPr>
-          </w:p>
-          <w:p>
-            <w:pPr>
-              <w:jc w:val="center"/>
-              <w:rPr>
-                <w:b/>
-                <w:bCs/>
-                <w:sz w:val="14"/>
-                <w:szCs w:val="14"/>
-                <w:rtl/>
-              </w:rPr>
-            </w:pPr>
-            <w:r>
-              <w:rPr>
-                <w:rFonts w:cs="Arial"/>
-                <w:b/>
-                <w:bCs/>
-                <w:sz w:val="14"/>
-                <w:szCs w:val="14"/>
-                <w:rtl/>
-              </w:rPr>
-              <w:t>{%</w:t>
-            </w:r>
-            <w:r>
-              <w:rPr>
-                <w:b/>
-                <w:bCs/>
-                <w:sz w:val="14"/>
-                <w:szCs w:val="14"/>
-              </w:rPr>
-              <w:t>p endfor</w:t>
-            </w:r>
-            <w:r>
-              <w:rPr>
-                <w:rFonts w:cs="Arial"/>
-                <w:b/>
-                <w:bCs/>
-                <w:sz w:val="14"/>
-                <w:szCs w:val="14"/>
-                <w:rtl/>
-              </w:rPr>
-              <w:t xml:space="preserve"> %}</w:t>
-            </w:r>
+              <w:spacing w:line="276" w:lineRule="auto"/>
+              <w:jc w:val="center"/>
+              <w:rPr>
+                <w:rFonts w:asciiTheme="minorBidi" w:hAnsiTheme="minorBidi" w:cs="Arial"/>
+                <w:b/>
+                <w:bCs/>
+                <w:sz w:val="20"/>
+                <w:szCs w:val="20"/>
+                <w:rtl/>
+                <w:lang w:bidi="ar-EG"/>
+              </w:rPr>
+            </w:pPr>
           </w:p>
         </w:tc>
         <w:tc>
@@ -1921,136 +1390,18 @@
           </w:tcPr>
           <w:p>
             <w:pPr>
-              <w:jc w:val="center"/>
-              <w:rPr>
-                <w:b/>
-                <w:bCs/>
-                <w:sz w:val="10"/>
-                <w:szCs w:val="10"/>
-              </w:rPr>
-            </w:pPr>
-            <w:r>
-              <w:rPr>
-                <w:rFonts w:cs="Arial"/>
-                <w:b/>
-                <w:bCs/>
-                <w:sz w:val="10"/>
-                <w:szCs w:val="10"/>
-                <w:rtl/>
-              </w:rPr>
-              <w:t>{%</w:t>
-            </w:r>
-            <w:r>
-              <w:rPr>
-                <w:b/>
-                <w:bCs/>
-                <w:sz w:val="10"/>
-                <w:szCs w:val="10"/>
-              </w:rPr>
-              <w:t>p for l in lands</w:t>
-            </w:r>
-            <w:r>
-              <w:rPr>
-                <w:rFonts w:cs="Arial"/>
-                <w:b/>
-                <w:bCs/>
-                <w:sz w:val="10"/>
-                <w:szCs w:val="10"/>
-                <w:rtl/>
-              </w:rPr>
-              <w:t xml:space="preserve"> %}</w:t>
-            </w:r>
-          </w:p>
-          <w:p>
-            <w:pPr>
-              <w:jc w:val="center"/>
-              <w:rPr>
-                <w:rFonts w:cs="Arial"/>
-                <w:b/>
-                <w:bCs/>
-                <w:sz w:val="10"/>
-                <w:szCs w:val="10"/>
-                <w:rtl/>
-              </w:rPr>
-            </w:pPr>
-            <w:r>
-              <w:rPr>
-                <w:rFonts w:cs="Arial"/>
-                <w:b/>
-                <w:bCs/>
-                <w:sz w:val="10"/>
-                <w:szCs w:val="10"/>
-                <w:rtl/>
-              </w:rPr>
-              <w:t>ــ</w:t>
-            </w:r>
-          </w:p>
-          <w:p>
-            <w:pPr>
-              <w:jc w:val="center"/>
-              <w:rPr>
-                <w:rFonts w:cs="Arial"/>
-                <w:b/>
-                <w:bCs/>
-                <w:sz w:val="10"/>
-                <w:szCs w:val="10"/>
-                <w:rtl/>
-              </w:rPr>
-            </w:pPr>
-          </w:p>
-          <w:p>
-            <w:pPr>
-              <w:jc w:val="center"/>
-              <w:rPr>
-                <w:b/>
-                <w:bCs/>
-                <w:sz w:val="10"/>
-                <w:szCs w:val="10"/>
-              </w:rPr>
-            </w:pPr>
-          </w:p>
-          <w:p>
-            <w:pPr>
-              <w:jc w:val="center"/>
-              <w:rPr>
-                <w:b/>
-                <w:bCs/>
-                <w:sz w:val="10"/>
-                <w:szCs w:val="10"/>
-                <w:rtl/>
-              </w:rPr>
-            </w:pPr>
-            <w:r>
-              <w:rPr>
-                <w:rFonts w:cs="Arial"/>
-                <w:b/>
-                <w:bCs/>
-                <w:sz w:val="10"/>
-                <w:szCs w:val="10"/>
-                <w:rtl/>
-              </w:rPr>
-              <w:t>{%</w:t>
-            </w:r>
-            <w:r>
-              <w:rPr>
-                <w:b/>
-                <w:bCs/>
-                <w:sz w:val="10"/>
-                <w:szCs w:val="10"/>
-              </w:rPr>
-              <w:t>p endfor</w:t>
-            </w:r>
-            <w:r>
-              <w:rPr>
-                <w:rFonts w:cs="Arial"/>
-                <w:b/>
-                <w:bCs/>
-                <w:sz w:val="10"/>
-                <w:szCs w:val="10"/>
-                <w:rtl/>
-              </w:rPr>
-              <w:t xml:space="preserve"> %}</w:t>
-            </w:r>
+              <w:spacing w:line="276" w:lineRule="auto"/>
+              <w:jc w:val="center"/>
+              <w:rPr>
+                <w:rFonts w:asciiTheme="minorBidi" w:hAnsiTheme="minorBidi" w:cs="Arial"/>
+                <w:b/>
+                <w:bCs/>
+                <w:sz w:val="20"/>
+                <w:szCs w:val="20"/>
+                <w:rtl/>
+                <w:lang w:bidi="ar-EG"/>
+              </w:rPr>
+            </w:pPr>
           </w:p>
         </w:tc>
         <w:tc>
@@ -2063,136 +1414,18 @@
           </w:tcPr>
           <w:p>
             <w:pPr>
-              <w:jc w:val="center"/>
-              <w:rPr>
-                <w:b/>
-                <w:bCs/>
-                <w:sz w:val="10"/>
-                <w:szCs w:val="10"/>
-              </w:rPr>
-            </w:pPr>
-            <w:r>
-              <w:rPr>
-                <w:rFonts w:cs="Arial"/>
-                <w:b/>
-                <w:bCs/>
-                <w:sz w:val="10"/>
-                <w:szCs w:val="10"/>
-                <w:rtl/>
-              </w:rPr>
-              <w:t>{%</w:t>
-            </w:r>
-            <w:r>
-              <w:rPr>
-                <w:b/>
-                <w:bCs/>
-                <w:sz w:val="10"/>
-                <w:szCs w:val="10"/>
-              </w:rPr>
-              <w:t>p for l in lands</w:t>
-            </w:r>
-            <w:r>
-              <w:rPr>
-                <w:rFonts w:cs="Arial"/>
-                <w:b/>
-                <w:bCs/>
-                <w:sz w:val="10"/>
-                <w:szCs w:val="10"/>
-                <w:rtl/>
-              </w:rPr>
-              <w:t xml:space="preserve"> %}</w:t>
-            </w:r>
-          </w:p>
-          <w:p>
-            <w:pPr>
-              <w:jc w:val="center"/>
-              <w:rPr>
-                <w:rFonts w:cs="Arial"/>
-                <w:b/>
-                <w:bCs/>
-                <w:sz w:val="10"/>
-                <w:szCs w:val="10"/>
-                <w:rtl/>
-              </w:rPr>
-            </w:pPr>
-            <w:r>
-              <w:rPr>
-                <w:rFonts w:cs="Arial"/>
-                <w:b/>
-                <w:bCs/>
-                <w:sz w:val="10"/>
-                <w:szCs w:val="10"/>
-                <w:rtl/>
-              </w:rPr>
-              <w:t>ــ</w:t>
-            </w:r>
-          </w:p>
-          <w:p>
-            <w:pPr>
-              <w:jc w:val="center"/>
-              <w:rPr>
-                <w:rFonts w:cs="Arial"/>
-                <w:b/>
-                <w:bCs/>
-                <w:sz w:val="10"/>
-                <w:szCs w:val="10"/>
-                <w:rtl/>
-              </w:rPr>
-            </w:pPr>
-          </w:p>
-          <w:p>
-            <w:pPr>
-              <w:jc w:val="center"/>
-              <w:rPr>
-                <w:b/>
-                <w:bCs/>
-                <w:sz w:val="10"/>
-                <w:szCs w:val="10"/>
-              </w:rPr>
-            </w:pPr>
-          </w:p>
-          <w:p>
-            <w:pPr>
-              <w:jc w:val="center"/>
-              <w:rPr>
-                <w:b/>
-                <w:bCs/>
-                <w:sz w:val="10"/>
-                <w:szCs w:val="10"/>
-                <w:rtl/>
-              </w:rPr>
-            </w:pPr>
-            <w:r>
-              <w:rPr>
-                <w:rFonts w:cs="Arial"/>
-                <w:b/>
-                <w:bCs/>
-                <w:sz w:val="10"/>
-                <w:szCs w:val="10"/>
-                <w:rtl/>
-              </w:rPr>
-              <w:t>{%</w:t>
-            </w:r>
-            <w:r>
-              <w:rPr>
-                <w:b/>
-                <w:bCs/>
-                <w:sz w:val="10"/>
-                <w:szCs w:val="10"/>
-              </w:rPr>
-              <w:t>p endfor</w:t>
-            </w:r>
-            <w:r>
-              <w:rPr>
-                <w:rFonts w:cs="Arial"/>
-                <w:b/>
-                <w:bCs/>
-                <w:sz w:val="10"/>
-                <w:szCs w:val="10"/>
-                <w:rtl/>
-              </w:rPr>
-              <w:t xml:space="preserve"> %}</w:t>
-            </w:r>
+              <w:spacing w:line="276" w:lineRule="auto"/>
+              <w:jc w:val="center"/>
+              <w:rPr>
+                <w:rFonts w:asciiTheme="minorBidi" w:hAnsiTheme="minorBidi" w:cs="Arial"/>
+                <w:b/>
+                <w:bCs/>
+                <w:sz w:val="20"/>
+                <w:szCs w:val="20"/>
+                <w:rtl/>
+                <w:lang w:bidi="ar-EG"/>
+              </w:rPr>
+            </w:pPr>
           </w:p>
         </w:tc>
         <w:tc>
@@ -2205,136 +1438,18 @@
           </w:tcPr>
           <w:p>
             <w:pPr>
-              <w:jc w:val="center"/>
-              <w:rPr>
-                <w:b/>
-                <w:bCs/>
-                <w:sz w:val="10"/>
-                <w:szCs w:val="10"/>
-              </w:rPr>
-            </w:pPr>
-            <w:r>
-              <w:rPr>
-                <w:rFonts w:cs="Arial"/>
-                <w:b/>
-                <w:bCs/>
-                <w:sz w:val="10"/>
-                <w:szCs w:val="10"/>
-                <w:rtl/>
-              </w:rPr>
-              <w:t>{%</w:t>
-            </w:r>
-            <w:r>
-              <w:rPr>
-                <w:b/>
-                <w:bCs/>
-                <w:sz w:val="10"/>
-                <w:szCs w:val="10"/>
-              </w:rPr>
-              <w:t>p for l in lands</w:t>
-            </w:r>
-            <w:r>
-              <w:rPr>
-                <w:rFonts w:cs="Arial"/>
-                <w:b/>
-                <w:bCs/>
-                <w:sz w:val="10"/>
-                <w:szCs w:val="10"/>
-                <w:rtl/>
-              </w:rPr>
-              <w:t xml:space="preserve"> %}</w:t>
-            </w:r>
-          </w:p>
-          <w:p>
-            <w:pPr>
-              <w:jc w:val="center"/>
-              <w:rPr>
-                <w:rFonts w:cs="Arial"/>
-                <w:b/>
-                <w:bCs/>
-                <w:sz w:val="10"/>
-                <w:szCs w:val="10"/>
-                <w:rtl/>
-              </w:rPr>
-            </w:pPr>
-            <w:r>
-              <w:rPr>
-                <w:rFonts w:cs="Arial"/>
-                <w:b/>
-                <w:bCs/>
-                <w:sz w:val="10"/>
-                <w:szCs w:val="10"/>
-                <w:rtl/>
-              </w:rPr>
-              <w:t>ــ</w:t>
-            </w:r>
-          </w:p>
-          <w:p>
-            <w:pPr>
-              <w:jc w:val="center"/>
-              <w:rPr>
-                <w:rFonts w:cs="Arial"/>
-                <w:b/>
-                <w:bCs/>
-                <w:sz w:val="10"/>
-                <w:szCs w:val="10"/>
-                <w:rtl/>
-              </w:rPr>
-            </w:pPr>
-          </w:p>
-          <w:p>
-            <w:pPr>
-              <w:jc w:val="center"/>
-              <w:rPr>
-                <w:b/>
-                <w:bCs/>
-                <w:sz w:val="10"/>
-                <w:szCs w:val="10"/>
-              </w:rPr>
-            </w:pPr>
-          </w:p>
-          <w:p>
-            <w:pPr>
-              <w:jc w:val="center"/>
-              <w:rPr>
-                <w:b/>
-                <w:bCs/>
-                <w:sz w:val="10"/>
-                <w:szCs w:val="10"/>
-                <w:rtl/>
-              </w:rPr>
-            </w:pPr>
-            <w:r>
-              <w:rPr>
-                <w:rFonts w:cs="Arial"/>
-                <w:b/>
-                <w:bCs/>
-                <w:sz w:val="10"/>
-                <w:szCs w:val="10"/>
-                <w:rtl/>
-              </w:rPr>
-              <w:t>{%</w:t>
-            </w:r>
-            <w:r>
-              <w:rPr>
-                <w:b/>
-                <w:bCs/>
-                <w:sz w:val="10"/>
-                <w:szCs w:val="10"/>
-              </w:rPr>
-              <w:t>p endfor</w:t>
-            </w:r>
-            <w:r>
-              <w:rPr>
-                <w:rFonts w:cs="Arial"/>
-                <w:b/>
-                <w:bCs/>
-                <w:sz w:val="10"/>
-                <w:szCs w:val="10"/>
-                <w:rtl/>
-              </w:rPr>
-              <w:t xml:space="preserve"> %}</w:t>
-            </w:r>
+              <w:spacing w:line="276" w:lineRule="auto"/>
+              <w:jc w:val="center"/>
+              <w:rPr>
+                <w:rFonts w:asciiTheme="minorBidi" w:hAnsiTheme="minorBidi" w:cs="Arial"/>
+                <w:b/>
+                <w:bCs/>
+                <w:sz w:val="20"/>
+                <w:szCs w:val="20"/>
+                <w:rtl/>
+                <w:lang w:bidi="ar-EG"/>
+              </w:rPr>
+            </w:pPr>
           </w:p>
         </w:tc>
         <w:tc>
@@ -2347,136 +1462,18 @@
           </w:tcPr>
           <w:p>
             <w:pPr>
-              <w:jc w:val="center"/>
-              <w:rPr>
-                <w:b/>
-                <w:bCs/>
-                <w:sz w:val="10"/>
-                <w:szCs w:val="10"/>
-              </w:rPr>
-            </w:pPr>
-            <w:r>
-              <w:rPr>
-                <w:rFonts w:cs="Arial"/>
-                <w:b/>
-                <w:bCs/>
-                <w:sz w:val="10"/>
-                <w:szCs w:val="10"/>
-                <w:rtl/>
-              </w:rPr>
-              <w:t>{%</w:t>
-            </w:r>
-            <w:r>
-              <w:rPr>
-                <w:b/>
-                <w:bCs/>
-                <w:sz w:val="10"/>
-                <w:szCs w:val="10"/>
-              </w:rPr>
-              <w:t>p for l in lands</w:t>
-            </w:r>
-            <w:r>
-              <w:rPr>
-                <w:rFonts w:cs="Arial"/>
-                <w:b/>
-                <w:bCs/>
-                <w:sz w:val="10"/>
-                <w:szCs w:val="10"/>
-                <w:rtl/>
-              </w:rPr>
-              <w:t xml:space="preserve"> %}</w:t>
-            </w:r>
-          </w:p>
-          <w:p>
-            <w:pPr>
-              <w:jc w:val="center"/>
-              <w:rPr>
-                <w:rFonts w:cs="Arial"/>
-                <w:b/>
-                <w:bCs/>
-                <w:sz w:val="10"/>
-                <w:szCs w:val="10"/>
-                <w:rtl/>
-              </w:rPr>
-            </w:pPr>
-            <w:r>
-              <w:rPr>
-                <w:rFonts w:cs="Arial"/>
-                <w:b/>
-                <w:bCs/>
-                <w:sz w:val="10"/>
-                <w:szCs w:val="10"/>
-                <w:rtl/>
-              </w:rPr>
-              <w:t>ــ</w:t>
-            </w:r>
-          </w:p>
-          <w:p>
-            <w:pPr>
-              <w:jc w:val="center"/>
-              <w:rPr>
-                <w:rFonts w:cs="Arial"/>
-                <w:b/>
-                <w:bCs/>
-                <w:sz w:val="10"/>
-                <w:szCs w:val="10"/>
-                <w:rtl/>
-              </w:rPr>
-            </w:pPr>
-          </w:p>
-          <w:p>
-            <w:pPr>
-              <w:jc w:val="center"/>
-              <w:rPr>
-                <w:b/>
-                <w:bCs/>
-                <w:sz w:val="10"/>
-                <w:szCs w:val="10"/>
-              </w:rPr>
-            </w:pPr>
-          </w:p>
-          <w:p>
-            <w:pPr>
-              <w:jc w:val="center"/>
-              <w:rPr>
-                <w:b/>
-                <w:bCs/>
-                <w:sz w:val="10"/>
-                <w:szCs w:val="10"/>
-                <w:rtl/>
-              </w:rPr>
-            </w:pPr>
-            <w:r>
-              <w:rPr>
-                <w:rFonts w:cs="Arial"/>
-                <w:b/>
-                <w:bCs/>
-                <w:sz w:val="10"/>
-                <w:szCs w:val="10"/>
-                <w:rtl/>
-              </w:rPr>
-              <w:t>{%</w:t>
-            </w:r>
-            <w:r>
-              <w:rPr>
-                <w:b/>
-                <w:bCs/>
-                <w:sz w:val="10"/>
-                <w:szCs w:val="10"/>
-              </w:rPr>
-              <w:t>p endfor</w:t>
-            </w:r>
-            <w:r>
-              <w:rPr>
-                <w:rFonts w:cs="Arial"/>
-                <w:b/>
-                <w:bCs/>
-                <w:sz w:val="10"/>
-                <w:szCs w:val="10"/>
-                <w:rtl/>
-              </w:rPr>
-              <w:t xml:space="preserve"> %}</w:t>
-            </w:r>
+              <w:spacing w:line="276" w:lineRule="auto"/>
+              <w:jc w:val="center"/>
+              <w:rPr>
+                <w:rFonts w:asciiTheme="minorBidi" w:hAnsiTheme="minorBidi" w:cs="Arial"/>
+                <w:b/>
+                <w:bCs/>
+                <w:sz w:val="20"/>
+                <w:szCs w:val="20"/>
+                <w:rtl/>
+                <w:lang w:bidi="ar-EG"/>
+              </w:rPr>
+            </w:pPr>
           </w:p>
         </w:tc>
         <w:tc>
@@ -2489,136 +1486,18 @@
           </w:tcPr>
           <w:p>
             <w:pPr>
-              <w:jc w:val="center"/>
-              <w:rPr>
-                <w:b/>
-                <w:bCs/>
-                <w:sz w:val="10"/>
-                <w:szCs w:val="10"/>
-              </w:rPr>
-            </w:pPr>
-            <w:r>
-              <w:rPr>
-                <w:rFonts w:cs="Arial"/>
-                <w:b/>
-                <w:bCs/>
-                <w:sz w:val="10"/>
-                <w:szCs w:val="10"/>
-                <w:rtl/>
-              </w:rPr>
-              <w:t>{%</w:t>
-            </w:r>
-            <w:r>
-              <w:rPr>
-                <w:b/>
-                <w:bCs/>
-                <w:sz w:val="10"/>
-                <w:szCs w:val="10"/>
-              </w:rPr>
-              <w:t>p for l in lands</w:t>
-            </w:r>
-            <w:r>
-              <w:rPr>
-                <w:rFonts w:cs="Arial"/>
-                <w:b/>
-                <w:bCs/>
-                <w:sz w:val="10"/>
-                <w:szCs w:val="10"/>
-                <w:rtl/>
-              </w:rPr>
-              <w:t xml:space="preserve"> %}</w:t>
-            </w:r>
-          </w:p>
-          <w:p>
-            <w:pPr>
-              <w:jc w:val="center"/>
-              <w:rPr>
-                <w:rFonts w:cs="Arial"/>
-                <w:b/>
-                <w:bCs/>
-                <w:sz w:val="10"/>
-                <w:szCs w:val="10"/>
-                <w:rtl/>
-              </w:rPr>
-            </w:pPr>
-            <w:r>
-              <w:rPr>
-                <w:rFonts w:cs="Arial"/>
-                <w:b/>
-                <w:bCs/>
-                <w:sz w:val="10"/>
-                <w:szCs w:val="10"/>
-                <w:rtl/>
-              </w:rPr>
-              <w:t>ــ</w:t>
-            </w:r>
-          </w:p>
-          <w:p>
-            <w:pPr>
-              <w:jc w:val="center"/>
-              <w:rPr>
-                <w:rFonts w:cs="Arial"/>
-                <w:b/>
-                <w:bCs/>
-                <w:sz w:val="10"/>
-                <w:szCs w:val="10"/>
-                <w:rtl/>
-              </w:rPr>
-            </w:pPr>
-          </w:p>
-          <w:p>
-            <w:pPr>
-              <w:jc w:val="center"/>
-              <w:rPr>
-                <w:b/>
-                <w:bCs/>
-                <w:sz w:val="10"/>
-                <w:szCs w:val="10"/>
-              </w:rPr>
-            </w:pPr>
-          </w:p>
-          <w:p>
-            <w:pPr>
-              <w:jc w:val="center"/>
-              <w:rPr>
-                <w:b/>
-                <w:bCs/>
-                <w:sz w:val="10"/>
-                <w:szCs w:val="10"/>
-                <w:rtl/>
-              </w:rPr>
-            </w:pPr>
-            <w:r>
-              <w:rPr>
-                <w:rFonts w:cs="Arial"/>
-                <w:b/>
-                <w:bCs/>
-                <w:sz w:val="10"/>
-                <w:szCs w:val="10"/>
-                <w:rtl/>
-              </w:rPr>
-              <w:t>{%</w:t>
-            </w:r>
-            <w:r>
-              <w:rPr>
-                <w:b/>
-                <w:bCs/>
-                <w:sz w:val="10"/>
-                <w:szCs w:val="10"/>
-              </w:rPr>
-              <w:t>p endfor</w:t>
-            </w:r>
-            <w:r>
-              <w:rPr>
-                <w:rFonts w:cs="Arial"/>
-                <w:b/>
-                <w:bCs/>
-                <w:sz w:val="10"/>
-                <w:szCs w:val="10"/>
-                <w:rtl/>
-              </w:rPr>
-              <w:t xml:space="preserve"> %}</w:t>
-            </w:r>
+              <w:spacing w:line="276" w:lineRule="auto"/>
+              <w:jc w:val="center"/>
+              <w:rPr>
+                <w:rFonts w:asciiTheme="minorBidi" w:hAnsiTheme="minorBidi" w:cs="Arial"/>
+                <w:b/>
+                <w:bCs/>
+                <w:sz w:val="20"/>
+                <w:szCs w:val="20"/>
+                <w:rtl/>
+                <w:lang w:bidi="ar-EG"/>
+              </w:rPr>
+            </w:pPr>
           </w:p>
         </w:tc>
         <w:tc>
@@ -2631,136 +1510,18 @@
           </w:tcPr>
           <w:p>
             <w:pPr>
-              <w:jc w:val="center"/>
-              <w:rPr>
-                <w:b/>
-                <w:bCs/>
-                <w:sz w:val="10"/>
-                <w:szCs w:val="10"/>
-              </w:rPr>
-            </w:pPr>
-            <w:r>
-              <w:rPr>
-                <w:rFonts w:cs="Arial"/>
-                <w:b/>
-                <w:bCs/>
-                <w:sz w:val="10"/>
-                <w:szCs w:val="10"/>
-                <w:rtl/>
-              </w:rPr>
-              <w:t>{%</w:t>
-            </w:r>
-            <w:r>
-              <w:rPr>
-                <w:b/>
-                <w:bCs/>
-                <w:sz w:val="10"/>
-                <w:szCs w:val="10"/>
-              </w:rPr>
-              <w:t>p for l in lands</w:t>
-            </w:r>
-            <w:r>
-              <w:rPr>
-                <w:rFonts w:cs="Arial"/>
-                <w:b/>
-                <w:bCs/>
-                <w:sz w:val="10"/>
-                <w:szCs w:val="10"/>
-                <w:rtl/>
-              </w:rPr>
-              <w:t xml:space="preserve"> %}</w:t>
-            </w:r>
-          </w:p>
-          <w:p>
-            <w:pPr>
-              <w:jc w:val="center"/>
-              <w:rPr>
-                <w:rFonts w:cs="Arial"/>
-                <w:b/>
-                <w:bCs/>
-                <w:sz w:val="10"/>
-                <w:szCs w:val="10"/>
-                <w:rtl/>
-              </w:rPr>
-            </w:pPr>
-            <w:r>
-              <w:rPr>
-                <w:rFonts w:cs="Arial"/>
-                <w:b/>
-                <w:bCs/>
-                <w:sz w:val="10"/>
-                <w:szCs w:val="10"/>
-                <w:rtl/>
-              </w:rPr>
-              <w:t>ــ</w:t>
-            </w:r>
-          </w:p>
-          <w:p>
-            <w:pPr>
-              <w:jc w:val="center"/>
-              <w:rPr>
-                <w:rFonts w:cs="Arial"/>
-                <w:b/>
-                <w:bCs/>
-                <w:sz w:val="10"/>
-                <w:szCs w:val="10"/>
-                <w:rtl/>
-              </w:rPr>
-            </w:pPr>
-          </w:p>
-          <w:p>
-            <w:pPr>
-              <w:jc w:val="center"/>
-              <w:rPr>
-                <w:b/>
-                <w:bCs/>
-                <w:sz w:val="10"/>
-                <w:szCs w:val="10"/>
-              </w:rPr>
-            </w:pPr>
-          </w:p>
-          <w:p>
-            <w:pPr>
-              <w:jc w:val="center"/>
-              <w:rPr>
-                <w:b/>
-                <w:bCs/>
-                <w:sz w:val="10"/>
-                <w:szCs w:val="10"/>
-                <w:rtl/>
-              </w:rPr>
-            </w:pPr>
-            <w:r>
-              <w:rPr>
-                <w:rFonts w:cs="Arial"/>
-                <w:b/>
-                <w:bCs/>
-                <w:sz w:val="10"/>
-                <w:szCs w:val="10"/>
-                <w:rtl/>
-              </w:rPr>
-              <w:t>{%</w:t>
-            </w:r>
-            <w:r>
-              <w:rPr>
-                <w:b/>
-                <w:bCs/>
-                <w:sz w:val="10"/>
-                <w:szCs w:val="10"/>
-              </w:rPr>
-              <w:t>p endfor</w:t>
-            </w:r>
-            <w:r>
-              <w:rPr>
-                <w:rFonts w:cs="Arial"/>
-                <w:b/>
-                <w:bCs/>
-                <w:sz w:val="10"/>
-                <w:szCs w:val="10"/>
-                <w:rtl/>
-              </w:rPr>
-              <w:t xml:space="preserve"> %}</w:t>
-            </w:r>
+              <w:spacing w:line="276" w:lineRule="auto"/>
+              <w:jc w:val="center"/>
+              <w:rPr>
+                <w:rFonts w:asciiTheme="minorBidi" w:hAnsiTheme="minorBidi" w:cs="Arial"/>
+                <w:b/>
+                <w:bCs/>
+                <w:sz w:val="20"/>
+                <w:szCs w:val="20"/>
+                <w:rtl/>
+                <w:lang w:bidi="ar-EG"/>
+              </w:rPr>
+            </w:pPr>
           </w:p>
         </w:tc>
         <w:tc>
@@ -2773,158 +1534,18 @@
           </w:tcPr>
           <w:p>
             <w:pPr>
-              <w:jc w:val="center"/>
-              <w:rPr>
-                <w:b/>
-                <w:bCs/>
-                <w:sz w:val="12"/>
-                <w:szCs w:val="12"/>
-              </w:rPr>
-            </w:pPr>
-            <w:r>
-              <w:rPr>
-                <w:rFonts w:cs="Arial"/>
-                <w:b/>
-                <w:bCs/>
-                <w:sz w:val="12"/>
-                <w:szCs w:val="12"/>
-                <w:rtl/>
-              </w:rPr>
-              <w:t>{%</w:t>
-            </w:r>
-            <w:r>
-              <w:rPr>
-                <w:b/>
-                <w:bCs/>
-                <w:sz w:val="12"/>
-                <w:szCs w:val="12"/>
-              </w:rPr>
-              <w:t>p for l in lands</w:t>
-            </w:r>
-            <w:r>
-              <w:rPr>
-                <w:rFonts w:cs="Arial"/>
-                <w:b/>
-                <w:bCs/>
-                <w:sz w:val="12"/>
-                <w:szCs w:val="12"/>
-                <w:rtl/>
-              </w:rPr>
-              <w:t xml:space="preserve"> %}</w:t>
-            </w:r>
-          </w:p>
-          <w:p>
-            <w:pPr>
-              <w:jc w:val="center"/>
-              <w:rPr>
-                <w:rFonts w:cs="Arial"/>
-                <w:b/>
-                <w:bCs/>
-                <w:sz w:val="12"/>
-                <w:szCs w:val="12"/>
-                <w:rtl/>
-              </w:rPr>
-            </w:pPr>
-            <w:r>
-              <w:rPr>
-                <w:rFonts w:cs="Arial"/>
-                <w:b/>
-                <w:bCs/>
-                <w:sz w:val="12"/>
-                <w:szCs w:val="12"/>
-                <w:rtl/>
-              </w:rPr>
-              <w:t>{{</w:t>
-            </w:r>
-            <w:proofErr w:type="spellStart"/>
-            <w:r>
-              <w:rPr>
-                <w:b/>
-                <w:bCs/>
-                <w:sz w:val="12"/>
-                <w:szCs w:val="12"/>
-              </w:rPr>
-              <w:t>l.n</w:t>
-            </w:r>
-            <w:proofErr w:type="spellEnd"/>
-            <w:r>
-              <w:rPr>
-                <w:rFonts w:cs="Arial"/>
-                <w:b/>
-                <w:bCs/>
-                <w:sz w:val="12"/>
-                <w:szCs w:val="12"/>
-                <w:rtl/>
-              </w:rPr>
-              <w:t>}}</w:t>
-            </w:r>
-          </w:p>
-          <w:p>
-            <w:pPr>
-              <w:jc w:val="center"/>
-              <w:rPr>
-                <w:rFonts w:cs="Arial"/>
-                <w:b/>
-                <w:bCs/>
-                <w:sz w:val="12"/>
-                <w:szCs w:val="12"/>
-                <w:rtl/>
-              </w:rPr>
-            </w:pPr>
-          </w:p>
-          <w:p>
-            <w:pPr>
-              <w:jc w:val="center"/>
-              <w:rPr>
-                <w:b/>
-                <w:bCs/>
-                <w:sz w:val="12"/>
-                <w:szCs w:val="12"/>
-              </w:rPr>
-            </w:pPr>
-          </w:p>
-          <w:p>
-            <w:pPr>
-              <w:jc w:val="center"/>
-              <w:rPr>
-                <w:b/>
-                <w:bCs/>
-                <w:sz w:val="12"/>
-                <w:szCs w:val="12"/>
-                <w:rtl/>
-              </w:rPr>
-            </w:pPr>
-            <w:r>
-              <w:rPr>
-                <w:rFonts w:cs="Arial"/>
-                <w:b/>
-                <w:bCs/>
-                <w:sz w:val="12"/>
-                <w:szCs w:val="12"/>
-                <w:rtl/>
-              </w:rPr>
-              <w:t>{%</w:t>
-            </w:r>
-            <w:r>
-              <w:rPr>
-                <w:b/>
-                <w:bCs/>
-                <w:sz w:val="12"/>
-                <w:szCs w:val="12"/>
-              </w:rPr>
-              <w:t>p endfor</w:t>
-            </w:r>
-            <w:r>
-              <w:rPr>
-                <w:rFonts w:cs="Arial"/>
-                <w:b/>
-                <w:bCs/>
-                <w:sz w:val="12"/>
-                <w:szCs w:val="12"/>
-                <w:rtl/>
-              </w:rPr>
-              <w:t xml:space="preserve"> %}</w:t>
-            </w:r>
+              <w:spacing w:line="276" w:lineRule="auto"/>
+              <w:jc w:val="center"/>
+              <w:rPr>
+                <w:rFonts w:asciiTheme="minorBidi" w:hAnsiTheme="minorBidi" w:cs="Arial"/>
+                <w:b/>
+                <w:bCs/>
+                <w:sz w:val="20"/>
+                <w:szCs w:val="20"/>
+                <w:rtl/>
+                <w:lang w:bidi="ar-EG"/>
+              </w:rPr>
+            </w:pPr>
           </w:p>
         </w:tc>
         <w:tc>
@@ -2937,158 +1558,18 @@
           </w:tcPr>
           <w:p>
             <w:pPr>
-              <w:jc w:val="center"/>
-              <w:rPr>
-                <w:b/>
-                <w:bCs/>
-                <w:sz w:val="12"/>
-                <w:szCs w:val="12"/>
-              </w:rPr>
-            </w:pPr>
-            <w:r>
-              <w:rPr>
-                <w:rFonts w:cs="Arial"/>
-                <w:b/>
-                <w:bCs/>
-                <w:sz w:val="12"/>
-                <w:szCs w:val="12"/>
-                <w:rtl/>
-              </w:rPr>
-              <w:t>{%</w:t>
-            </w:r>
-            <w:r>
-              <w:rPr>
-                <w:b/>
-                <w:bCs/>
-                <w:sz w:val="12"/>
-                <w:szCs w:val="12"/>
-              </w:rPr>
-              <w:t>p for l in lands</w:t>
-            </w:r>
-            <w:r>
-              <w:rPr>
-                <w:rFonts w:cs="Arial"/>
-                <w:b/>
-                <w:bCs/>
-                <w:sz w:val="12"/>
-                <w:szCs w:val="12"/>
-                <w:rtl/>
-              </w:rPr>
-              <w:t xml:space="preserve"> %}</w:t>
-            </w:r>
-          </w:p>
-          <w:p>
-            <w:pPr>
-              <w:jc w:val="center"/>
-              <w:rPr>
-                <w:rFonts w:cs="Arial"/>
-                <w:b/>
-                <w:bCs/>
-                <w:sz w:val="12"/>
-                <w:szCs w:val="12"/>
-                <w:rtl/>
-              </w:rPr>
-            </w:pPr>
-            <w:r>
-              <w:rPr>
-                <w:rFonts w:cs="Arial"/>
-                <w:b/>
-                <w:bCs/>
-                <w:sz w:val="12"/>
-                <w:szCs w:val="12"/>
-                <w:rtl/>
-              </w:rPr>
-              <w:t>{{</w:t>
-            </w:r>
-            <w:proofErr w:type="spellStart"/>
-            <w:r>
-              <w:rPr>
-                <w:b/>
-                <w:bCs/>
-                <w:sz w:val="12"/>
-                <w:szCs w:val="12"/>
-              </w:rPr>
-              <w:t>l.s_bound</w:t>
-            </w:r>
-            <w:proofErr w:type="spellEnd"/>
-            <w:r>
-              <w:rPr>
-                <w:rFonts w:cs="Arial"/>
-                <w:b/>
-                <w:bCs/>
-                <w:sz w:val="12"/>
-                <w:szCs w:val="12"/>
-                <w:rtl/>
-              </w:rPr>
-              <w:t>}}</w:t>
-            </w:r>
-          </w:p>
-          <w:p>
-            <w:pPr>
-              <w:jc w:val="center"/>
-              <w:rPr>
-                <w:rFonts w:cs="Arial"/>
-                <w:b/>
-                <w:bCs/>
-                <w:sz w:val="12"/>
-                <w:szCs w:val="12"/>
-                <w:rtl/>
-              </w:rPr>
-            </w:pPr>
-          </w:p>
-          <w:p>
-            <w:pPr>
-              <w:jc w:val="center"/>
-              <w:rPr>
-                <w:b/>
-                <w:bCs/>
-                <w:sz w:val="12"/>
-                <w:szCs w:val="12"/>
-              </w:rPr>
-            </w:pPr>
-          </w:p>
-          <w:p>
-            <w:pPr>
-              <w:jc w:val="center"/>
-              <w:rPr>
-                <w:b/>
-                <w:bCs/>
-                <w:sz w:val="12"/>
-                <w:szCs w:val="12"/>
-                <w:rtl/>
-              </w:rPr>
-            </w:pPr>
-            <w:r>
-              <w:rPr>
-                <w:rFonts w:cs="Arial"/>
-                <w:b/>
-                <w:bCs/>
-                <w:sz w:val="12"/>
-                <w:szCs w:val="12"/>
-                <w:rtl/>
-              </w:rPr>
-              <w:t>{%</w:t>
-            </w:r>
-            <w:r>
-              <w:rPr>
-                <w:b/>
-                <w:bCs/>
-                <w:sz w:val="12"/>
-                <w:szCs w:val="12"/>
-              </w:rPr>
-              <w:t>p endfor</w:t>
-            </w:r>
-            <w:r>
-              <w:rPr>
-                <w:rFonts w:cs="Arial"/>
-                <w:b/>
-                <w:bCs/>
-                <w:sz w:val="12"/>
-                <w:szCs w:val="12"/>
-                <w:rtl/>
-              </w:rPr>
-              <w:t xml:space="preserve"> %}</w:t>
-            </w:r>
+              <w:spacing w:line="276" w:lineRule="auto"/>
+              <w:jc w:val="center"/>
+              <w:rPr>
+                <w:rFonts w:asciiTheme="minorBidi" w:hAnsiTheme="minorBidi" w:cs="Arial"/>
+                <w:b/>
+                <w:bCs/>
+                <w:sz w:val="20"/>
+                <w:szCs w:val="20"/>
+                <w:rtl/>
+                <w:lang w:bidi="ar-EG"/>
+              </w:rPr>
+            </w:pPr>
           </w:p>
         </w:tc>
         <w:tc>
@@ -3101,158 +1582,18 @@
           </w:tcPr>
           <w:p>
             <w:pPr>
-              <w:jc w:val="center"/>
-              <w:rPr>
-                <w:b/>
-                <w:bCs/>
-                <w:sz w:val="12"/>
-                <w:szCs w:val="12"/>
-              </w:rPr>
-            </w:pPr>
-            <w:r>
-              <w:rPr>
-                <w:rFonts w:cs="Arial"/>
-                <w:b/>
-                <w:bCs/>
-                <w:sz w:val="12"/>
-                <w:szCs w:val="12"/>
-                <w:rtl/>
-              </w:rPr>
-              <w:t>{%</w:t>
-            </w:r>
-            <w:r>
-              <w:rPr>
-                <w:b/>
-                <w:bCs/>
-                <w:sz w:val="12"/>
-                <w:szCs w:val="12"/>
-              </w:rPr>
-              <w:t>p for l in lands</w:t>
-            </w:r>
-            <w:r>
-              <w:rPr>
-                <w:rFonts w:cs="Arial"/>
-                <w:b/>
-                <w:bCs/>
-                <w:sz w:val="12"/>
-                <w:szCs w:val="12"/>
-                <w:rtl/>
-              </w:rPr>
-              <w:t xml:space="preserve"> %}</w:t>
-            </w:r>
-          </w:p>
-          <w:p>
-            <w:pPr>
-              <w:jc w:val="center"/>
-              <w:rPr>
-                <w:rFonts w:cs="Arial"/>
-                <w:b/>
-                <w:bCs/>
-                <w:sz w:val="12"/>
-                <w:szCs w:val="12"/>
-                <w:rtl/>
-              </w:rPr>
-            </w:pPr>
-            <w:r>
-              <w:rPr>
-                <w:rFonts w:cs="Arial"/>
-                <w:b/>
-                <w:bCs/>
-                <w:sz w:val="12"/>
-                <w:szCs w:val="12"/>
-                <w:rtl/>
-              </w:rPr>
-              <w:t>{{</w:t>
-            </w:r>
-            <w:proofErr w:type="spellStart"/>
-            <w:r>
-              <w:rPr>
-                <w:b/>
-                <w:bCs/>
-                <w:sz w:val="12"/>
-                <w:szCs w:val="12"/>
-              </w:rPr>
-              <w:t>l.e</w:t>
-            </w:r>
-            <w:proofErr w:type="spellEnd"/>
-            <w:r>
-              <w:rPr>
-                <w:rFonts w:cs="Arial"/>
-                <w:b/>
-                <w:bCs/>
-                <w:sz w:val="12"/>
-                <w:szCs w:val="12"/>
-                <w:rtl/>
-              </w:rPr>
-              <w:t>}}</w:t>
-            </w:r>
-          </w:p>
-          <w:p>
-            <w:pPr>
-              <w:jc w:val="center"/>
-              <w:rPr>
-                <w:rFonts w:cs="Arial"/>
-                <w:b/>
-                <w:bCs/>
-                <w:sz w:val="12"/>
-                <w:szCs w:val="12"/>
-                <w:rtl/>
-              </w:rPr>
-            </w:pPr>
-          </w:p>
-          <w:p>
-            <w:pPr>
-              <w:jc w:val="center"/>
-              <w:rPr>
-                <w:b/>
-                <w:bCs/>
-                <w:sz w:val="12"/>
-                <w:szCs w:val="12"/>
-              </w:rPr>
-            </w:pPr>
-          </w:p>
-          <w:p>
-            <w:pPr>
-              <w:jc w:val="center"/>
-              <w:rPr>
-                <w:b/>
-                <w:bCs/>
-                <w:sz w:val="12"/>
-                <w:szCs w:val="12"/>
-                <w:rtl/>
-              </w:rPr>
-            </w:pPr>
-            <w:r>
-              <w:rPr>
-                <w:rFonts w:cs="Arial"/>
-                <w:b/>
-                <w:bCs/>
-                <w:sz w:val="12"/>
-                <w:szCs w:val="12"/>
-                <w:rtl/>
-              </w:rPr>
-              <w:t>{%</w:t>
-            </w:r>
-            <w:r>
-              <w:rPr>
-                <w:b/>
-                <w:bCs/>
-                <w:sz w:val="12"/>
-                <w:szCs w:val="12"/>
-              </w:rPr>
-              <w:t>p endfor</w:t>
-            </w:r>
-            <w:r>
-              <w:rPr>
-                <w:rFonts w:cs="Arial"/>
-                <w:b/>
-                <w:bCs/>
-                <w:sz w:val="12"/>
-                <w:szCs w:val="12"/>
-                <w:rtl/>
-              </w:rPr>
-              <w:t xml:space="preserve"> %}</w:t>
-            </w:r>
+              <w:spacing w:line="276" w:lineRule="auto"/>
+              <w:jc w:val="center"/>
+              <w:rPr>
+                <w:rFonts w:asciiTheme="minorBidi" w:hAnsiTheme="minorBidi" w:cs="Arial"/>
+                <w:b/>
+                <w:bCs/>
+                <w:sz w:val="20"/>
+                <w:szCs w:val="20"/>
+                <w:rtl/>
+                <w:lang w:bidi="ar-EG"/>
+              </w:rPr>
+            </w:pPr>
           </w:p>
         </w:tc>
         <w:tc>
@@ -3265,155 +1606,898 @@
           </w:tcPr>
           <w:p>
             <w:pPr>
-              <w:jc w:val="center"/>
-              <w:rPr>
-                <w:b/>
-                <w:bCs/>
-                <w:sz w:val="12"/>
-                <w:szCs w:val="12"/>
-              </w:rPr>
-            </w:pPr>
-            <w:r>
-              <w:rPr>
-                <w:rFonts w:cs="Arial"/>
-                <w:b/>
-                <w:bCs/>
-                <w:sz w:val="12"/>
-                <w:szCs w:val="12"/>
-                <w:rtl/>
-              </w:rPr>
-              <w:t>{%</w:t>
-            </w:r>
-            <w:r>
-              <w:rPr>
-                <w:b/>
-                <w:bCs/>
-                <w:sz w:val="12"/>
-                <w:szCs w:val="12"/>
-              </w:rPr>
-              <w:t>p for l in lands</w:t>
-            </w:r>
-            <w:r>
-              <w:rPr>
-                <w:rFonts w:cs="Arial"/>
-                <w:b/>
-                <w:bCs/>
-                <w:sz w:val="12"/>
-                <w:szCs w:val="12"/>
-                <w:rtl/>
-              </w:rPr>
-              <w:t xml:space="preserve"> %}</w:t>
-            </w:r>
-          </w:p>
-          <w:p>
-            <w:pPr>
-              <w:jc w:val="center"/>
-              <w:rPr>
-                <w:rFonts w:cs="Arial"/>
-                <w:b/>
-                <w:bCs/>
-                <w:sz w:val="12"/>
-                <w:szCs w:val="12"/>
-                <w:rtl/>
-              </w:rPr>
-            </w:pPr>
-            <w:r>
-              <w:rPr>
-                <w:rFonts w:cs="Arial"/>
-                <w:b/>
-                <w:bCs/>
-                <w:sz w:val="12"/>
-                <w:szCs w:val="12"/>
-                <w:rtl/>
-              </w:rPr>
-              <w:t>{{</w:t>
-            </w:r>
-            <w:r>
-              <w:rPr>
-                <w:b/>
-                <w:bCs/>
-                <w:sz w:val="12"/>
-                <w:szCs w:val="12"/>
-              </w:rPr>
-              <w:t>l.w</w:t>
-            </w:r>
-            <w:r>
-              <w:rPr>
-                <w:rFonts w:cs="Arial"/>
-                <w:b/>
-                <w:bCs/>
-                <w:sz w:val="12"/>
-                <w:szCs w:val="12"/>
-                <w:rtl/>
-              </w:rPr>
-              <w:t>}}</w:t>
-            </w:r>
-          </w:p>
-          <w:p>
-            <w:pPr>
-              <w:jc w:val="center"/>
-              <w:rPr>
-                <w:rFonts w:cs="Arial"/>
-                <w:b/>
-                <w:bCs/>
-                <w:sz w:val="12"/>
-                <w:szCs w:val="12"/>
-                <w:rtl/>
-              </w:rPr>
-            </w:pPr>
-          </w:p>
-          <w:p>
-            <w:pPr>
-              <w:jc w:val="center"/>
-              <w:rPr>
-                <w:b/>
-                <w:bCs/>
-                <w:sz w:val="12"/>
-                <w:szCs w:val="12"/>
-              </w:rPr>
-            </w:pPr>
-          </w:p>
-          <w:p>
-            <w:pPr>
-              <w:jc w:val="center"/>
-              <w:rPr>
-                <w:b/>
-                <w:bCs/>
-                <w:sz w:val="12"/>
-                <w:szCs w:val="12"/>
-                <w:rtl/>
-              </w:rPr>
-            </w:pPr>
-            <w:r>
-              <w:rPr>
-                <w:rFonts w:cs="Arial"/>
-                <w:b/>
-                <w:bCs/>
-                <w:sz w:val="12"/>
-                <w:szCs w:val="12"/>
-                <w:rtl/>
-              </w:rPr>
-              <w:t>{%</w:t>
-            </w:r>
-            <w:r>
-              <w:rPr>
-                <w:b/>
-                <w:bCs/>
-                <w:sz w:val="12"/>
-                <w:szCs w:val="12"/>
-              </w:rPr>
-              <w:t>p endfor</w:t>
-            </w:r>
-            <w:r>
-              <w:rPr>
-                <w:rFonts w:cs="Arial"/>
-                <w:b/>
-                <w:bCs/>
-                <w:sz w:val="12"/>
-                <w:szCs w:val="12"/>
-                <w:rtl/>
-              </w:rPr>
-              <w:t xml:space="preserve"> %}</w:t>
+              <w:spacing w:line="276" w:lineRule="auto"/>
+              <w:jc w:val="center"/>
+              <w:rPr>
+                <w:rFonts w:asciiTheme="minorBidi" w:hAnsiTheme="minorBidi" w:cs="Arial"/>
+                <w:b/>
+                <w:bCs/>
+                <w:sz w:val="20"/>
+                <w:szCs w:val="20"/>
+                <w:rtl/>
+                <w:lang w:bidi="ar-EG"/>
+              </w:rPr>
+            </w:pPr>
+          </w:p>
+        </w:tc>
+      </w:tr>
+      <w:tr>
+        <w:trPr>
+          <w:cantSplit/>
+          <w:trHeight w:val="646"/>
+        </w:trPr>
+        <w:tc>
+          <w:tcPr>
+            <w:tcW w:w="1699" w:type="dxa"/>
+            <w:tcBorders>
+              <w:bottom w:val="single" w:sz="4" w:space="0" w:color="auto"/>
+            </w:tcBorders>
+            <w:vAlign w:val="center"/>
+          </w:tcPr>
+          <w:p>
+            <w:pPr>
+              <w:spacing w:line="276" w:lineRule="auto"/>
+              <w:jc w:val="center"/>
+              <w:rPr>
+                <w:rFonts w:asciiTheme="minorBidi" w:hAnsiTheme="minorBidi" w:cs="Arial"/>
+                <w:b/>
+                <w:bCs/>
+                <w:sz w:val="20"/>
+                <w:szCs w:val="20"/>
+                <w:rtl/>
+                <w:lang w:bidi="ar-EG"/>
+              </w:rPr>
+            </w:pPr>
+            <w:r>
+              <w:rPr>
+                <w:rFonts w:asciiTheme="minorBidi" w:hAnsiTheme="minorBidi" w:cs="Arial"/>
+                <w:b/>
+                <w:bCs/>
+                <w:sz w:val="20"/>
+                <w:szCs w:val="20"/>
+                <w:rtl/>
+                <w:lang w:bidi="ar-EG"/>
+              </w:rPr>
+              <w:t xml:space="preserve">{{ </w:t>
+            </w:r>
+            <w:r>
+              <w:rPr>
+                <w:rFonts w:asciiTheme="minorBidi" w:hAnsiTheme="minorBidi" w:cs="Arial"/>
+                <w:b/>
+                <w:bCs/>
+                <w:sz w:val="20"/>
+                <w:szCs w:val="20"/>
+                <w:lang w:bidi="ar-EG"/>
+              </w:rPr>
+              <w:t>l.hod</w:t>
+            </w:r>
+            <w:r>
+              <w:rPr>
+                <w:rFonts w:asciiTheme="minorBidi" w:hAnsiTheme="minorBidi" w:cs="Arial"/>
+                <w:b/>
+                <w:bCs/>
+                <w:sz w:val="20"/>
+                <w:szCs w:val="20"/>
+                <w:rtl/>
+                <w:lang w:bidi="ar-EG"/>
+              </w:rPr>
+              <w:t xml:space="preserve"> }}</w:t>
+            </w:r>
+          </w:p>
+        </w:tc>
+        <w:tc>
+          <w:tcPr>
+            <w:tcW w:w="810" w:type="dxa"/>
+            <w:tcBorders>
+              <w:bottom w:val="single" w:sz="4" w:space="0" w:color="auto"/>
+            </w:tcBorders>
+            <w:vAlign w:val="center"/>
+          </w:tcPr>
+          <w:p>
+            <w:pPr>
+              <w:spacing w:line="276" w:lineRule="auto"/>
+              <w:jc w:val="center"/>
+              <w:rPr>
+                <w:rFonts w:asciiTheme="minorBidi" w:hAnsiTheme="minorBidi" w:cs="Arial"/>
+                <w:b/>
+                <w:bCs/>
+                <w:sz w:val="20"/>
+                <w:szCs w:val="20"/>
+                <w:rtl/>
+                <w:lang w:bidi="ar-EG"/>
+              </w:rPr>
+            </w:pPr>
+            <w:r>
+              <w:rPr>
+                <w:rFonts w:asciiTheme="minorBidi" w:hAnsiTheme="minorBidi" w:cs="Arial"/>
+                <w:b/>
+                <w:bCs/>
+                <w:sz w:val="20"/>
+                <w:szCs w:val="20"/>
+                <w:lang w:bidi="ar-EG"/>
+              </w:rPr>
+              <w:t>{{ l.s }}</w:t>
+            </w:r>
+          </w:p>
+        </w:tc>
+        <w:tc>
+          <w:tcPr>
+            <w:tcW w:w="810" w:type="dxa"/>
+            <w:tcBorders>
+              <w:bottom w:val="single" w:sz="4" w:space="0" w:color="auto"/>
+            </w:tcBorders>
+            <w:vAlign w:val="center"/>
+          </w:tcPr>
+          <w:p>
+            <w:pPr>
+              <w:spacing w:line="276" w:lineRule="auto"/>
+              <w:jc w:val="center"/>
+              <w:rPr>
+                <w:rFonts w:asciiTheme="minorBidi" w:hAnsiTheme="minorBidi" w:cs="Arial"/>
+                <w:b/>
+                <w:bCs/>
+                <w:sz w:val="20"/>
+                <w:szCs w:val="20"/>
+                <w:rtl/>
+                <w:lang w:bidi="ar-EG"/>
+              </w:rPr>
+            </w:pPr>
+            <w:r>
+              <w:rPr>
+                <w:rFonts w:asciiTheme="minorBidi" w:hAnsiTheme="minorBidi" w:cs="Arial"/>
+                <w:b/>
+                <w:bCs/>
+                <w:sz w:val="20"/>
+                <w:szCs w:val="20"/>
+                <w:lang w:bidi="ar-EG"/>
+              </w:rPr>
+              <w:t>{{ l.k }}</w:t>
+            </w:r>
+          </w:p>
+        </w:tc>
+        <w:tc>
+          <w:tcPr>
+            <w:tcW w:w="720" w:type="dxa"/>
+            <w:tcBorders>
+              <w:bottom w:val="single" w:sz="4" w:space="0" w:color="auto"/>
+            </w:tcBorders>
+            <w:vAlign w:val="center"/>
+          </w:tcPr>
+          <w:p>
+            <w:pPr>
+              <w:spacing w:line="276" w:lineRule="auto"/>
+              <w:jc w:val="center"/>
+              <w:rPr>
+                <w:rFonts w:asciiTheme="minorBidi" w:hAnsiTheme="minorBidi" w:cs="Arial"/>
+                <w:b/>
+                <w:bCs/>
+                <w:sz w:val="20"/>
+                <w:szCs w:val="20"/>
+                <w:rtl/>
+                <w:lang w:bidi="ar-EG"/>
+              </w:rPr>
+            </w:pPr>
+            <w:r>
+              <w:rPr>
+                <w:rFonts w:asciiTheme="minorBidi" w:hAnsiTheme="minorBidi" w:cs="Arial"/>
+                <w:b/>
+                <w:bCs/>
+                <w:sz w:val="20"/>
+                <w:szCs w:val="20"/>
+                <w:lang w:bidi="ar-EG"/>
+              </w:rPr>
+              <w:t>{{ l.f }}</w:t>
+            </w:r>
+          </w:p>
+        </w:tc>
+        <w:tc>
+          <w:tcPr>
+            <w:tcW w:w="450" w:type="dxa"/>
+            <w:tcBorders>
+              <w:bottom w:val="single" w:sz="4" w:space="0" w:color="auto"/>
+            </w:tcBorders>
+            <w:vAlign w:val="center"/>
+          </w:tcPr>
+          <w:p>
+            <w:pPr>
+              <w:spacing w:line="276" w:lineRule="auto"/>
+              <w:jc w:val="center"/>
+              <w:rPr>
+                <w:rFonts w:asciiTheme="minorBidi" w:hAnsiTheme="minorBidi" w:cs="Arial"/>
+                <w:b/>
+                <w:bCs/>
+                <w:sz w:val="20"/>
+                <w:szCs w:val="20"/>
+                <w:rtl/>
+                <w:lang w:bidi="ar-EG"/>
+              </w:rPr>
+            </w:pPr>
+            <w:r>
+              <w:rPr>
+                <w:rFonts w:asciiTheme="minorBidi" w:hAnsiTheme="minorBidi" w:cs="Arial"/>
+                <w:b/>
+                <w:bCs/>
+                <w:sz w:val="20"/>
+                <w:szCs w:val="20"/>
+                <w:rtl/>
+                <w:lang w:bidi="ar-EG"/>
+              </w:rPr>
+              <w:t>ــ</w:t>
+            </w:r>
+          </w:p>
+        </w:tc>
+        <w:tc>
+          <w:tcPr>
+            <w:tcW w:w="360" w:type="dxa"/>
+            <w:tcBorders>
+              <w:bottom w:val="single" w:sz="4" w:space="0" w:color="auto"/>
+            </w:tcBorders>
+            <w:vAlign w:val="center"/>
+          </w:tcPr>
+          <w:p>
+            <w:pPr>
+              <w:spacing w:line="276" w:lineRule="auto"/>
+              <w:jc w:val="center"/>
+              <w:rPr>
+                <w:rFonts w:asciiTheme="minorBidi" w:hAnsiTheme="minorBidi" w:cs="Arial"/>
+                <w:b/>
+                <w:bCs/>
+                <w:sz w:val="20"/>
+                <w:szCs w:val="20"/>
+                <w:rtl/>
+                <w:lang w:bidi="ar-EG"/>
+              </w:rPr>
+            </w:pPr>
+            <w:bookmarkStart w:id="0" w:name="_GoBack"/>
+            <w:bookmarkEnd w:id="0"/>
+            <w:r>
+              <w:rPr>
+                <w:rFonts w:asciiTheme="minorBidi" w:hAnsiTheme="minorBidi" w:cs="Arial"/>
+                <w:b/>
+                <w:bCs/>
+                <w:sz w:val="20"/>
+                <w:szCs w:val="20"/>
+                <w:rtl/>
+                <w:lang w:bidi="ar-EG"/>
+              </w:rPr>
+              <w:t>ــ</w:t>
+            </w:r>
+          </w:p>
+        </w:tc>
+        <w:tc>
+          <w:tcPr>
+            <w:tcW w:w="360" w:type="dxa"/>
+            <w:tcBorders>
+              <w:bottom w:val="single" w:sz="4" w:space="0" w:color="auto"/>
+            </w:tcBorders>
+            <w:vAlign w:val="center"/>
+          </w:tcPr>
+          <w:p>
+            <w:pPr>
+              <w:spacing w:line="276" w:lineRule="auto"/>
+              <w:jc w:val="center"/>
+              <w:rPr>
+                <w:rFonts w:asciiTheme="minorBidi" w:hAnsiTheme="minorBidi" w:cs="Arial"/>
+                <w:b/>
+                <w:bCs/>
+                <w:sz w:val="20"/>
+                <w:szCs w:val="20"/>
+                <w:rtl/>
+                <w:lang w:bidi="ar-EG"/>
+              </w:rPr>
+            </w:pPr>
+            <w:r>
+              <w:rPr>
+                <w:rFonts w:asciiTheme="minorBidi" w:hAnsiTheme="minorBidi" w:cs="Arial"/>
+                <w:b/>
+                <w:bCs/>
+                <w:sz w:val="20"/>
+                <w:szCs w:val="20"/>
+                <w:rtl/>
+                <w:lang w:bidi="ar-EG"/>
+              </w:rPr>
+              <w:t>ــ</w:t>
+            </w:r>
+          </w:p>
+        </w:tc>
+        <w:tc>
+          <w:tcPr>
+            <w:tcW w:w="450" w:type="dxa"/>
+            <w:tcBorders>
+              <w:bottom w:val="single" w:sz="4" w:space="0" w:color="auto"/>
+            </w:tcBorders>
+            <w:vAlign w:val="center"/>
+          </w:tcPr>
+          <w:p>
+            <w:pPr>
+              <w:spacing w:line="276" w:lineRule="auto"/>
+              <w:jc w:val="center"/>
+              <w:rPr>
+                <w:rFonts w:asciiTheme="minorBidi" w:hAnsiTheme="minorBidi" w:cs="Arial"/>
+                <w:b/>
+                <w:bCs/>
+                <w:sz w:val="20"/>
+                <w:szCs w:val="20"/>
+                <w:rtl/>
+                <w:lang w:bidi="ar-EG"/>
+              </w:rPr>
+            </w:pPr>
+            <w:r>
+              <w:rPr>
+                <w:rFonts w:asciiTheme="minorBidi" w:hAnsiTheme="minorBidi" w:cs="Arial"/>
+                <w:b/>
+                <w:bCs/>
+                <w:sz w:val="20"/>
+                <w:szCs w:val="20"/>
+                <w:rtl/>
+                <w:lang w:bidi="ar-EG"/>
+              </w:rPr>
+              <w:t>ــ</w:t>
+            </w:r>
+          </w:p>
+        </w:tc>
+        <w:tc>
+          <w:tcPr>
+            <w:tcW w:w="360" w:type="dxa"/>
+            <w:tcBorders>
+              <w:bottom w:val="single" w:sz="4" w:space="0" w:color="auto"/>
+            </w:tcBorders>
+            <w:vAlign w:val="center"/>
+          </w:tcPr>
+          <w:p>
+            <w:pPr>
+              <w:spacing w:line="276" w:lineRule="auto"/>
+              <w:jc w:val="center"/>
+              <w:rPr>
+                <w:rFonts w:asciiTheme="minorBidi" w:hAnsiTheme="minorBidi" w:cs="Arial"/>
+                <w:b/>
+                <w:bCs/>
+                <w:sz w:val="20"/>
+                <w:szCs w:val="20"/>
+                <w:rtl/>
+                <w:lang w:bidi="ar-EG"/>
+              </w:rPr>
+            </w:pPr>
+            <w:r>
+              <w:rPr>
+                <w:rFonts w:asciiTheme="minorBidi" w:hAnsiTheme="minorBidi" w:cs="Arial"/>
+                <w:b/>
+                <w:bCs/>
+                <w:sz w:val="20"/>
+                <w:szCs w:val="20"/>
+                <w:rtl/>
+                <w:lang w:bidi="ar-EG"/>
+              </w:rPr>
+              <w:t>ــ</w:t>
+            </w:r>
+          </w:p>
+        </w:tc>
+        <w:tc>
+          <w:tcPr>
+            <w:tcW w:w="443" w:type="dxa"/>
+            <w:tcBorders>
+              <w:bottom w:val="single" w:sz="4" w:space="0" w:color="auto"/>
+            </w:tcBorders>
+            <w:vAlign w:val="center"/>
+          </w:tcPr>
+          <w:p>
+            <w:pPr>
+              <w:spacing w:line="276" w:lineRule="auto"/>
+              <w:jc w:val="center"/>
+              <w:rPr>
+                <w:rFonts w:asciiTheme="minorBidi" w:hAnsiTheme="minorBidi" w:cs="Arial"/>
+                <w:b/>
+                <w:bCs/>
+                <w:sz w:val="20"/>
+                <w:szCs w:val="20"/>
+                <w:rtl/>
+                <w:lang w:bidi="ar-EG"/>
+              </w:rPr>
+            </w:pPr>
+            <w:r>
+              <w:rPr>
+                <w:rFonts w:asciiTheme="minorBidi" w:hAnsiTheme="minorBidi" w:cs="Arial"/>
+                <w:b/>
+                <w:bCs/>
+                <w:sz w:val="20"/>
+                <w:szCs w:val="20"/>
+                <w:rtl/>
+                <w:lang w:bidi="ar-EG"/>
+              </w:rPr>
+              <w:t>ــ</w:t>
+            </w:r>
+          </w:p>
+        </w:tc>
+        <w:tc>
+          <w:tcPr>
+            <w:tcW w:w="848" w:type="dxa"/>
+            <w:tcBorders>
+              <w:bottom w:val="single" w:sz="4" w:space="0" w:color="auto"/>
+            </w:tcBorders>
+            <w:vAlign w:val="center"/>
+          </w:tcPr>
+          <w:p>
+            <w:pPr>
+              <w:spacing w:line="276" w:lineRule="auto"/>
+              <w:jc w:val="center"/>
+              <w:rPr>
+                <w:rFonts w:asciiTheme="minorBidi" w:hAnsiTheme="minorBidi" w:cs="Arial"/>
+                <w:b/>
+                <w:bCs/>
+                <w:sz w:val="20"/>
+                <w:szCs w:val="20"/>
+                <w:rtl/>
+                <w:lang w:bidi="ar-EG"/>
+              </w:rPr>
+            </w:pPr>
+            <w:r>
+              <w:rPr>
+                <w:rFonts w:asciiTheme="minorBidi" w:hAnsiTheme="minorBidi" w:cs="Arial"/>
+                <w:b/>
+                <w:bCs/>
+                <w:sz w:val="20"/>
+                <w:szCs w:val="20"/>
+                <w:lang w:bidi="ar-EG"/>
+              </w:rPr>
+              <w:t>{{ l.n }}</w:t>
+            </w:r>
+          </w:p>
+        </w:tc>
+        <w:tc>
+          <w:tcPr>
+            <w:tcW w:w="779" w:type="dxa"/>
+            <w:tcBorders>
+              <w:bottom w:val="single" w:sz="4" w:space="0" w:color="auto"/>
+            </w:tcBorders>
+            <w:vAlign w:val="center"/>
+          </w:tcPr>
+          <w:p>
+            <w:pPr>
+              <w:spacing w:line="276" w:lineRule="auto"/>
+              <w:jc w:val="center"/>
+              <w:rPr>
+                <w:rFonts w:asciiTheme="minorBidi" w:hAnsiTheme="minorBidi" w:cs="Arial"/>
+                <w:b/>
+                <w:bCs/>
+                <w:sz w:val="20"/>
+                <w:szCs w:val="20"/>
+                <w:rtl/>
+                <w:lang w:bidi="ar-EG"/>
+              </w:rPr>
+            </w:pPr>
+            <w:r>
+              <w:rPr>
+                <w:rFonts w:asciiTheme="minorBidi" w:hAnsiTheme="minorBidi" w:cs="Arial"/>
+                <w:b/>
+                <w:bCs/>
+                <w:sz w:val="20"/>
+                <w:szCs w:val="20"/>
+                <w:lang w:bidi="ar-EG"/>
+              </w:rPr>
+              <w:t>{{ l.s_bound }}</w:t>
+            </w:r>
+          </w:p>
+        </w:tc>
+        <w:tc>
+          <w:tcPr>
+            <w:tcW w:w="990" w:type="dxa"/>
+            <w:tcBorders>
+              <w:bottom w:val="single" w:sz="4" w:space="0" w:color="auto"/>
+            </w:tcBorders>
+            <w:vAlign w:val="center"/>
+          </w:tcPr>
+          <w:p>
+            <w:pPr>
+              <w:spacing w:line="276" w:lineRule="auto"/>
+              <w:jc w:val="center"/>
+              <w:rPr>
+                <w:rFonts w:asciiTheme="minorBidi" w:hAnsiTheme="minorBidi" w:cs="Arial"/>
+                <w:b/>
+                <w:bCs/>
+                <w:sz w:val="20"/>
+                <w:szCs w:val="20"/>
+                <w:rtl/>
+                <w:lang w:bidi="ar-EG"/>
+              </w:rPr>
+            </w:pPr>
+            <w:r>
+              <w:rPr>
+                <w:rFonts w:asciiTheme="minorBidi" w:hAnsiTheme="minorBidi" w:cs="Arial"/>
+                <w:b/>
+                <w:bCs/>
+                <w:sz w:val="20"/>
+                <w:szCs w:val="20"/>
+                <w:lang w:bidi="ar-EG"/>
+              </w:rPr>
+              <w:t>{{ l.e }}</w:t>
+            </w:r>
+          </w:p>
+        </w:tc>
+        <w:tc>
+          <w:tcPr>
+            <w:tcW w:w="1127" w:type="dxa"/>
+            <w:tcBorders>
+              <w:bottom w:val="single" w:sz="4" w:space="0" w:color="auto"/>
+            </w:tcBorders>
+            <w:vAlign w:val="center"/>
+          </w:tcPr>
+          <w:p>
+            <w:pPr>
+              <w:spacing w:line="276" w:lineRule="auto"/>
+              <w:jc w:val="center"/>
+              <w:rPr>
+                <w:rFonts w:asciiTheme="minorBidi" w:hAnsiTheme="minorBidi" w:cs="Arial"/>
+                <w:b/>
+                <w:bCs/>
+                <w:sz w:val="20"/>
+                <w:szCs w:val="20"/>
+                <w:rtl/>
+                <w:lang w:bidi="ar-EG"/>
+              </w:rPr>
+            </w:pPr>
+            <w:r>
+              <w:rPr>
+                <w:rFonts w:asciiTheme="minorBidi" w:hAnsiTheme="minorBidi" w:cs="Arial"/>
+                <w:b/>
+                <w:bCs/>
+                <w:sz w:val="20"/>
+                <w:szCs w:val="20"/>
+                <w:lang w:bidi="ar-EG"/>
+              </w:rPr>
+              <w:t>{{ l.w }}</w:t>
+            </w:r>
+          </w:p>
+        </w:tc>
+      </w:tr>
+      <w:tr>
+        <w:trPr>
+          <w:cantSplit/>
+          <w:trHeight w:val="646"/>
+        </w:trPr>
+        <w:tc>
+          <w:tcPr>
+            <w:tcW w:w="1699" w:type="dxa"/>
+            <w:tcBorders>
+              <w:bottom w:val="single" w:sz="4" w:space="0" w:color="auto"/>
+            </w:tcBorders>
+            <w:vAlign w:val="center"/>
+          </w:tcPr>
+          <w:p>
+            <w:pPr>
+              <w:spacing w:line="276" w:lineRule="auto"/>
+              <w:jc w:val="center"/>
+              <w:rPr>
+                <w:rFonts w:asciiTheme="minorBidi" w:hAnsiTheme="minorBidi" w:cs="Arial"/>
+                <w:b/>
+                <w:bCs/>
+                <w:sz w:val="20"/>
+                <w:szCs w:val="20"/>
+                <w:rtl/>
+                <w:lang w:bidi="ar-EG"/>
+              </w:rPr>
+            </w:pPr>
+          </w:p>
+        </w:tc>
+        <w:tc>
+          <w:tcPr>
+            <w:tcW w:w="810" w:type="dxa"/>
+            <w:tcBorders>
+              <w:bottom w:val="single" w:sz="4" w:space="0" w:color="auto"/>
+            </w:tcBorders>
+            <w:vAlign w:val="center"/>
+          </w:tcPr>
+          <w:p>
+            <w:pPr>
+              <w:spacing w:line="276" w:lineRule="auto"/>
+              <w:jc w:val="center"/>
+              <w:rPr>
+                <w:rFonts w:asciiTheme="minorBidi" w:hAnsiTheme="minorBidi" w:cs="Arial"/>
+                <w:b/>
+                <w:bCs/>
+                <w:sz w:val="20"/>
+                <w:szCs w:val="20"/>
+                <w:rtl/>
+                <w:lang w:bidi="ar-EG"/>
+              </w:rPr>
+            </w:pPr>
+          </w:p>
+        </w:tc>
+        <w:tc>
+          <w:tcPr>
+            <w:tcW w:w="810" w:type="dxa"/>
+            <w:tcBorders>
+              <w:bottom w:val="single" w:sz="4" w:space="0" w:color="auto"/>
+            </w:tcBorders>
+            <w:vAlign w:val="center"/>
+          </w:tcPr>
+          <w:p>
+            <w:pPr>
+              <w:spacing w:line="276" w:lineRule="auto"/>
+              <w:jc w:val="center"/>
+              <w:rPr>
+                <w:rFonts w:asciiTheme="minorBidi" w:hAnsiTheme="minorBidi" w:cs="Arial"/>
+                <w:b/>
+                <w:bCs/>
+                <w:sz w:val="20"/>
+                <w:szCs w:val="20"/>
+                <w:rtl/>
+                <w:lang w:bidi="ar-EG"/>
+              </w:rPr>
+            </w:pPr>
+          </w:p>
+        </w:tc>
+        <w:tc>
+          <w:tcPr>
+            <w:tcW w:w="720" w:type="dxa"/>
+            <w:tcBorders>
+              <w:bottom w:val="single" w:sz="4" w:space="0" w:color="auto"/>
+            </w:tcBorders>
+            <w:vAlign w:val="center"/>
+          </w:tcPr>
+          <w:p>
+            <w:pPr>
+              <w:spacing w:line="276" w:lineRule="auto"/>
+              <w:jc w:val="center"/>
+              <w:rPr>
+                <w:rFonts w:asciiTheme="minorBidi" w:hAnsiTheme="minorBidi" w:cs="Arial"/>
+                <w:b/>
+                <w:bCs/>
+                <w:sz w:val="20"/>
+                <w:szCs w:val="20"/>
+                <w:rtl/>
+                <w:lang w:bidi="ar-EG"/>
+              </w:rPr>
+            </w:pPr>
+          </w:p>
+        </w:tc>
+        <w:tc>
+          <w:tcPr>
+            <w:tcW w:w="450" w:type="dxa"/>
+            <w:tcBorders>
+              <w:bottom w:val="single" w:sz="4" w:space="0" w:color="auto"/>
+            </w:tcBorders>
+            <w:vAlign w:val="center"/>
+          </w:tcPr>
+          <w:p>
+            <w:pPr>
+              <w:spacing w:line="276" w:lineRule="auto"/>
+              <w:jc w:val="center"/>
+              <w:rPr>
+                <w:rFonts w:asciiTheme="minorBidi" w:hAnsiTheme="minorBidi" w:cs="Arial"/>
+                <w:b/>
+                <w:bCs/>
+                <w:sz w:val="20"/>
+                <w:szCs w:val="20"/>
+                <w:rtl/>
+                <w:lang w:bidi="ar-EG"/>
+              </w:rPr>
+            </w:pPr>
+          </w:p>
+        </w:tc>
+        <w:tc>
+          <w:tcPr>
+            <w:tcW w:w="360" w:type="dxa"/>
+            <w:tcBorders>
+              <w:bottom w:val="single" w:sz="4" w:space="0" w:color="auto"/>
+            </w:tcBorders>
+            <w:vAlign w:val="center"/>
+          </w:tcPr>
+          <w:p>
+            <w:pPr>
+              <w:spacing w:line="276" w:lineRule="auto"/>
+              <w:jc w:val="center"/>
+              <w:rPr>
+                <w:rFonts w:asciiTheme="minorBidi" w:hAnsiTheme="minorBidi" w:cs="Arial"/>
+                <w:b/>
+                <w:bCs/>
+                <w:sz w:val="20"/>
+                <w:szCs w:val="20"/>
+                <w:rtl/>
+                <w:lang w:bidi="ar-EG"/>
+              </w:rPr>
+            </w:pPr>
+          </w:p>
+        </w:tc>
+        <w:tc>
+          <w:tcPr>
+            <w:tcW w:w="360" w:type="dxa"/>
+            <w:tcBorders>
+              <w:bottom w:val="single" w:sz="4" w:space="0" w:color="auto"/>
+            </w:tcBorders>
+            <w:vAlign w:val="center"/>
+          </w:tcPr>
+          <w:p>
+            <w:pPr>
+              <w:spacing w:line="276" w:lineRule="auto"/>
+              <w:jc w:val="center"/>
+              <w:rPr>
+                <w:rFonts w:asciiTheme="minorBidi" w:hAnsiTheme="minorBidi" w:cs="Arial"/>
+                <w:b/>
+                <w:bCs/>
+                <w:sz w:val="20"/>
+                <w:szCs w:val="20"/>
+                <w:rtl/>
+                <w:lang w:bidi="ar-EG"/>
+              </w:rPr>
+            </w:pPr>
+          </w:p>
+        </w:tc>
+        <w:tc>
+          <w:tcPr>
+            <w:tcW w:w="450" w:type="dxa"/>
+            <w:tcBorders>
+              <w:bottom w:val="single" w:sz="4" w:space="0" w:color="auto"/>
+            </w:tcBorders>
+            <w:vAlign w:val="center"/>
+          </w:tcPr>
+          <w:p>
+            <w:pPr>
+              <w:spacing w:line="276" w:lineRule="auto"/>
+              <w:jc w:val="center"/>
+              <w:rPr>
+                <w:rFonts w:asciiTheme="minorBidi" w:hAnsiTheme="minorBidi" w:cs="Arial"/>
+                <w:b/>
+                <w:bCs/>
+                <w:sz w:val="20"/>
+                <w:szCs w:val="20"/>
+                <w:rtl/>
+                <w:lang w:bidi="ar-EG"/>
+              </w:rPr>
+            </w:pPr>
+          </w:p>
+        </w:tc>
+        <w:tc>
+          <w:tcPr>
+            <w:tcW w:w="360" w:type="dxa"/>
+            <w:tcBorders>
+              <w:bottom w:val="single" w:sz="4" w:space="0" w:color="auto"/>
+            </w:tcBorders>
+            <w:vAlign w:val="center"/>
+          </w:tcPr>
+          <w:p>
+            <w:pPr>
+              <w:spacing w:line="276" w:lineRule="auto"/>
+              <w:jc w:val="center"/>
+              <w:rPr>
+                <w:rFonts w:asciiTheme="minorBidi" w:hAnsiTheme="minorBidi" w:cs="Arial"/>
+                <w:b/>
+                <w:bCs/>
+                <w:sz w:val="20"/>
+                <w:szCs w:val="20"/>
+                <w:rtl/>
+                <w:lang w:bidi="ar-EG"/>
+              </w:rPr>
+            </w:pPr>
+          </w:p>
+        </w:tc>
+        <w:tc>
+          <w:tcPr>
+            <w:tcW w:w="443" w:type="dxa"/>
+            <w:tcBorders>
+              <w:bottom w:val="single" w:sz="4" w:space="0" w:color="auto"/>
+            </w:tcBorders>
+            <w:vAlign w:val="center"/>
+          </w:tcPr>
+          <w:p>
+            <w:pPr>
+              <w:spacing w:line="276" w:lineRule="auto"/>
+              <w:jc w:val="center"/>
+              <w:rPr>
+                <w:rFonts w:asciiTheme="minorBidi" w:hAnsiTheme="minorBidi" w:cs="Arial"/>
+                <w:b/>
+                <w:bCs/>
+                <w:sz w:val="20"/>
+                <w:szCs w:val="20"/>
+                <w:rtl/>
+                <w:lang w:bidi="ar-EG"/>
+              </w:rPr>
+            </w:pPr>
+          </w:p>
+        </w:tc>
+        <w:tc>
+          <w:tcPr>
+            <w:tcW w:w="848" w:type="dxa"/>
+            <w:tcBorders>
+              <w:bottom w:val="single" w:sz="4" w:space="0" w:color="auto"/>
+            </w:tcBorders>
+            <w:vAlign w:val="center"/>
+          </w:tcPr>
+          <w:p>
+            <w:pPr>
+              <w:spacing w:line="276" w:lineRule="auto"/>
+              <w:jc w:val="center"/>
+              <w:rPr>
+                <w:rFonts w:asciiTheme="minorBidi" w:hAnsiTheme="minorBidi" w:cs="Arial"/>
+                <w:b/>
+                <w:bCs/>
+                <w:sz w:val="20"/>
+                <w:szCs w:val="20"/>
+                <w:rtl/>
+                <w:lang w:bidi="ar-EG"/>
+              </w:rPr>
+            </w:pPr>
+          </w:p>
+        </w:tc>
+        <w:tc>
+          <w:tcPr>
+            <w:tcW w:w="779" w:type="dxa"/>
+            <w:tcBorders>
+              <w:bottom w:val="single" w:sz="4" w:space="0" w:color="auto"/>
+            </w:tcBorders>
+            <w:vAlign w:val="center"/>
+          </w:tcPr>
+          <w:p>
+            <w:pPr>
+              <w:spacing w:line="276" w:lineRule="auto"/>
+              <w:jc w:val="center"/>
+              <w:rPr>
+                <w:rFonts w:asciiTheme="minorBidi" w:hAnsiTheme="minorBidi" w:cs="Arial"/>
+                <w:b/>
+                <w:bCs/>
+                <w:sz w:val="20"/>
+                <w:szCs w:val="20"/>
+                <w:rtl/>
+                <w:lang w:bidi="ar-EG"/>
+              </w:rPr>
+            </w:pPr>
+          </w:p>
+        </w:tc>
+        <w:tc>
+          <w:tcPr>
+            <w:tcW w:w="990" w:type="dxa"/>
+            <w:tcBorders>
+              <w:bottom w:val="single" w:sz="4" w:space="0" w:color="auto"/>
+            </w:tcBorders>
+            <w:vAlign w:val="center"/>
+          </w:tcPr>
+          <w:p>
+            <w:pPr>
+              <w:spacing w:line="276" w:lineRule="auto"/>
+              <w:jc w:val="center"/>
+              <w:rPr>
+                <w:rFonts w:asciiTheme="minorBidi" w:hAnsiTheme="minorBidi" w:cs="Arial"/>
+                <w:b/>
+                <w:bCs/>
+                <w:sz w:val="20"/>
+                <w:szCs w:val="20"/>
+                <w:rtl/>
+                <w:lang w:bidi="ar-EG"/>
+              </w:rPr>
+            </w:pPr>
+          </w:p>
+        </w:tc>
+        <w:tc>
+          <w:tcPr>
+            <w:tcW w:w="1127" w:type="dxa"/>
+            <w:tcBorders>
+              <w:bottom w:val="single" w:sz="4" w:space="0" w:color="auto"/>
+            </w:tcBorders>
+            <w:vAlign w:val="center"/>
+          </w:tcPr>
+          <w:p>
+            <w:pPr>
+              <w:spacing w:line="276" w:lineRule="auto"/>
+              <w:jc w:val="center"/>
+              <w:rPr>
+                <w:rFonts w:asciiTheme="minorBidi" w:hAnsiTheme="minorBidi" w:cs="Arial"/>
+                <w:b/>
+                <w:bCs/>
+                <w:sz w:val="20"/>
+                <w:szCs w:val="20"/>
+                <w:rtl/>
+                <w:lang w:bidi="ar-EG"/>
+              </w:rPr>
+            </w:pPr>
+            <w:r>
+              <w:rPr>
+                <w:rFonts w:asciiTheme="minorBidi" w:hAnsiTheme="minorBidi" w:cs="Arial"/>
+                <w:b/>
+                <w:bCs/>
+                <w:sz w:val="20"/>
+                <w:szCs w:val="20"/>
+                <w:lang w:bidi="ar-EG"/>
+              </w:rPr>
+              <w:t>{%tr endfor %}</w:t>
             </w:r>
           </w:p>
         </w:tc>
@@ -3911,7 +2995,19 @@
           <w:rtl/>
           <w:lang w:bidi="ar-EG"/>
         </w:rPr>
-        <w:t>مؤرخ في {{تاريخ_العقد}}</w:t>
+        <w:t xml:space="preserve">مؤرخ في </w:t>
+      </w:r>
+      <w:r>
+        <w:rPr>
+          <w:rFonts w:cs="Arial"/>
+          <w:b/>
+          <w:bCs/>
+          <w:sz w:val="26"/>
+          <w:szCs w:val="26"/>
+          <w:rtl/>
+          <w:lang w:bidi="ar-EG"/>
+        </w:rPr>
+        <w:t>{{تاريخ_العقد_رقمي}}</w:t>
       </w:r>
     </w:p>
     <w:p>
@@ -4801,6 +3897,7 @@
           <w:rtl/>
           <w:lang w:bidi="ar-EG"/>
         </w:rPr>
+        <w:lastRenderedPageBreak/>
         <w:t xml:space="preserve">التاريخ المحدد لإنجاز الخدمة  </w:t>
       </w:r>
       <w:r>
@@ -5362,6 +4459,7 @@
   <w:style w:type="character" w:default="1" w:styleId="DefaultParagraphFont">
     <w:name w:val="Default Paragraph Font"/>
     <w:uiPriority w:val="1"/>
+    <w:semiHidden/>
     <w:unhideWhenUsed/>
   </w:style>
   <w:style w:type="table" w:default="1" w:styleId="TableNormal">
